--- a/PYSPARK/basics.docx
+++ b/PYSPARK/basics.docx
@@ -83,8 +83,48 @@
           <w:sz w:val="24"/>
           <w:shd w:fill="FFFFFF" w:val="clear"/>
         </w:rPr>
-        <w:t>computation engine =&gt; splitting a huge data problem into small parts and processing them in parallel across many machines</w:t>
-      </w:r>
+        <w:t>computation engine =&gt; splitting a huge data problem into small parts and processing them in parallel across many machines.</w:t>
+      </w:r>
+    </w:p>
+    <w:p>
+      <w:pPr>
+        <w:pStyle w:val="Normal"/>
+        <w:bidi w:val="0"/>
+        <w:jc w:val="left"/>
+        <w:rPr>
+          <w:rFonts w:ascii="Google Sans;Arial;sans-serif" w:hAnsi="Google Sans;Arial;sans-serif"/>
+          <w:b w:val="false"/>
+          <w:i w:val="false"/>
+          <w:i w:val="false"/>
+          <w:caps w:val="false"/>
+          <w:smallCaps w:val="false"/>
+          <w:spacing w:val="0"/>
+          <w:sz w:val="24"/>
+        </w:rPr>
+      </w:pPr>
+      <w:r>
+        <w:rPr>
+          <w:rFonts w:ascii="Google Sans;Arial;sans-serif" w:hAnsi="Google Sans;Arial;sans-serif"/>
+          <w:b w:val="false"/>
+          <w:i w:val="false"/>
+          <w:caps w:val="false"/>
+          <w:smallCaps w:val="false"/>
+          <w:spacing w:val="0"/>
+          <w:sz w:val="24"/>
+        </w:rPr>
+      </w:r>
+    </w:p>
+    <w:p>
+      <w:pPr>
+        <w:pStyle w:val="Heading3"/>
+        <w:bidi w:val="0"/>
+        <w:jc w:val="left"/>
+        <w:rPr>
+          <w:color w:val="000000"/>
+          <w:highlight w:val="none"/>
+          <w:shd w:fill="FFFFFF" w:val="clear"/>
+        </w:rPr>
+      </w:pPr>
       <w:r>
         <w:rPr>
           <w:rFonts w:ascii="Google Sans;Arial;sans-serif" w:hAnsi="Google Sans;Arial;sans-serif"/>
@@ -97,34 +137,116 @@
           <w:sz w:val="24"/>
           <w:shd w:fill="FFFFFF" w:val="clear"/>
         </w:rPr>
-        <w:t>.</w:t>
+        <w:t xml:space="preserve">1. Before Spark (The Hadoop Era) </w:t>
+      </w:r>
+    </w:p>
+    <w:p>
+      <w:pPr>
+        <w:pStyle w:val="BodyText"/>
+        <w:bidi w:val="0"/>
+        <w:jc w:val="left"/>
+        <w:rPr/>
+      </w:pPr>
+      <w:r>
+        <w:rPr/>
+        <w:t xml:space="preserve">Before Spark, most companies used </w:t>
+      </w:r>
+      <w:r>
+        <w:rPr>
+          <w:rStyle w:val="Strong"/>
+        </w:rPr>
+        <w:t>Apache Hadoop</w:t>
+      </w:r>
+      <w:r>
+        <w:rPr/>
+        <w:t xml:space="preserve"> for big data processing.</w:t>
+      </w:r>
+    </w:p>
+    <w:p>
+      <w:pPr>
+        <w:pStyle w:val="BodyText"/>
+        <w:numPr>
+          <w:ilvl w:val="0"/>
+          <w:numId w:val="1"/>
+        </w:numPr>
+        <w:tabs>
+          <w:tab w:val="left" w:pos="709" w:leader="none"/>
+        </w:tabs>
+        <w:bidi w:val="0"/>
+        <w:spacing w:before="0" w:after="0"/>
+        <w:ind w:hanging="283" w:left="709"/>
+        <w:jc w:val="left"/>
+        <w:rPr/>
+      </w:pPr>
+      <w:r>
+        <w:rPr/>
+        <w:t xml:space="preserve">Hadoop used </w:t>
+      </w:r>
+      <w:r>
+        <w:rPr>
+          <w:rStyle w:val="Strong"/>
+        </w:rPr>
+        <w:t>MapReduce</w:t>
+      </w:r>
+      <w:r>
+        <w:rPr/>
+        <w:t xml:space="preserve">. </w:t>
+      </w:r>
+    </w:p>
+    <w:p>
+      <w:pPr>
+        <w:pStyle w:val="BodyText"/>
+        <w:numPr>
+          <w:ilvl w:val="0"/>
+          <w:numId w:val="1"/>
+        </w:numPr>
+        <w:tabs>
+          <w:tab w:val="left" w:pos="709" w:leader="none"/>
+        </w:tabs>
+        <w:bidi w:val="0"/>
+        <w:spacing w:before="0" w:after="0"/>
+        <w:ind w:hanging="283" w:left="709"/>
+        <w:jc w:val="left"/>
+        <w:rPr/>
+      </w:pPr>
+      <w:r>
+        <w:rPr/>
+        <w:t xml:space="preserve">It processed data from disk. </w:t>
+      </w:r>
+    </w:p>
+    <w:p>
+      <w:pPr>
+        <w:pStyle w:val="BodyText"/>
+        <w:numPr>
+          <w:ilvl w:val="0"/>
+          <w:numId w:val="1"/>
+        </w:numPr>
+        <w:tabs>
+          <w:tab w:val="left" w:pos="709" w:leader="none"/>
+        </w:tabs>
+        <w:bidi w:val="0"/>
+        <w:ind w:hanging="283" w:left="709"/>
+        <w:jc w:val="left"/>
+        <w:rPr/>
+      </w:pPr>
+      <w:r>
+        <w:rPr/>
+        <w:t xml:space="preserve">It was reliable but </w:t>
+      </w:r>
+      <w:r>
+        <w:rPr>
+          <w:rStyle w:val="Strong"/>
+        </w:rPr>
+        <w:t>slow</w:t>
+      </w:r>
+      <w:r>
+        <w:rPr/>
+        <w:t>, especially for iterative tasks like machine learning.</w:t>
       </w:r>
     </w:p>
     <w:p>
       <w:pPr>
         <w:pStyle w:val="Normal"/>
-        <w:bidi w:val="0"/>
-        <w:jc w:val="left"/>
-        <w:rPr>
-          <w:rFonts w:ascii="Google Sans;Arial;sans-serif" w:hAnsi="Google Sans;Arial;sans-serif"/>
-          <w:b w:val="false"/>
-          <w:i w:val="false"/>
-          <w:caps w:val="false"/>
-          <w:smallCaps w:val="false"/>
-          <w:spacing w:val="0"/>
-          <w:sz w:val="24"/>
-        </w:rPr>
-      </w:pPr>
-      <w:r>
-        <w:rPr>
-          <w:color w:val="000000"/>
-          <w:shd w:fill="FFFFFF" w:val="clear"/>
-        </w:rPr>
-      </w:r>
-    </w:p>
-    <w:p>
-      <w:pPr>
-        <w:pStyle w:val="Heading3"/>
         <w:bidi w:val="0"/>
         <w:jc w:val="left"/>
         <w:rPr>
@@ -145,119 +267,40 @@
           <w:sz w:val="24"/>
           <w:shd w:fill="FFFFFF" w:val="clear"/>
         </w:rPr>
-        <w:t xml:space="preserve">1. Before Spark (The Hadoop Era) </w:t>
-      </w:r>
-    </w:p>
-    <w:p>
-      <w:pPr>
-        <w:pStyle w:val="BodyText"/>
-        <w:bidi w:val="0"/>
-        <w:jc w:val="left"/>
-        <w:rPr/>
-      </w:pPr>
-      <w:r>
-        <w:rPr/>
-        <w:t xml:space="preserve">Before Spark, most companies used </w:t>
-      </w:r>
-      <w:r>
-        <w:rPr>
-          <w:rStyle w:val="Strong"/>
-        </w:rPr>
-        <w:t>Apache Hadoop</w:t>
-      </w:r>
-      <w:r>
-        <w:rPr/>
-        <w:t xml:space="preserve"> for big data processing.</w:t>
-      </w:r>
-    </w:p>
-    <w:p>
-      <w:pPr>
-        <w:pStyle w:val="BodyText"/>
-        <w:numPr>
-          <w:ilvl w:val="0"/>
-          <w:numId w:val="1"/>
-        </w:numPr>
-        <w:tabs>
-          <w:tab w:val="clear" w:pos="709"/>
-          <w:tab w:val="left" w:pos="709" w:leader="none"/>
-        </w:tabs>
-        <w:bidi w:val="0"/>
-        <w:spacing w:before="0" w:after="0"/>
-        <w:ind w:hanging="283" w:left="709"/>
-        <w:jc w:val="left"/>
-        <w:rPr/>
-      </w:pPr>
-      <w:r>
-        <w:rPr/>
-        <w:t xml:space="preserve">Hadoop used </w:t>
-      </w:r>
-      <w:r>
-        <w:rPr>
-          <w:rStyle w:val="Strong"/>
-        </w:rPr>
-        <w:t>MapReduce</w:t>
-      </w:r>
-      <w:r>
-        <w:rPr/>
-        <w:t xml:space="preserve">. </w:t>
-      </w:r>
-    </w:p>
-    <w:p>
-      <w:pPr>
-        <w:pStyle w:val="BodyText"/>
-        <w:numPr>
-          <w:ilvl w:val="0"/>
-          <w:numId w:val="1"/>
-        </w:numPr>
-        <w:tabs>
-          <w:tab w:val="clear" w:pos="709"/>
-          <w:tab w:val="left" w:pos="709" w:leader="none"/>
-        </w:tabs>
-        <w:bidi w:val="0"/>
-        <w:spacing w:before="0" w:after="0"/>
-        <w:ind w:hanging="283" w:left="709"/>
-        <w:jc w:val="left"/>
-        <w:rPr/>
-      </w:pPr>
-      <w:r>
-        <w:rPr/>
-        <w:t xml:space="preserve">It processed data from disk. </w:t>
-      </w:r>
-    </w:p>
-    <w:p>
-      <w:pPr>
-        <w:pStyle w:val="BodyText"/>
-        <w:numPr>
-          <w:ilvl w:val="0"/>
-          <w:numId w:val="1"/>
-        </w:numPr>
-        <w:tabs>
-          <w:tab w:val="clear" w:pos="709"/>
-          <w:tab w:val="left" w:pos="709" w:leader="none"/>
-        </w:tabs>
-        <w:bidi w:val="0"/>
-        <w:ind w:hanging="283" w:left="709"/>
-        <w:jc w:val="left"/>
-        <w:rPr/>
-      </w:pPr>
-      <w:r>
-        <w:rPr/>
-        <w:t xml:space="preserve">It was reliable but </w:t>
-      </w:r>
-      <w:r>
-        <w:rPr>
-          <w:rStyle w:val="Strong"/>
-        </w:rPr>
-        <w:t>slow</w:t>
-      </w:r>
-      <w:r>
-        <w:rPr/>
-        <w:t>, especially for iterative tasks like machine learning.</w:t>
+        <w:t xml:space="preserve">Its like “read the data in the disk and processing data in the disk and written(output) the data in disk”. So it use disk for each and every method. So its too slow and take more space. </w:t>
       </w:r>
     </w:p>
     <w:p>
       <w:pPr>
         <w:pStyle w:val="Normal"/>
+        <w:bidi w:val="0"/>
+        <w:jc w:val="left"/>
+        <w:rPr>
+          <w:rFonts w:ascii="Google Sans;Arial;sans-serif" w:hAnsi="Google Sans;Arial;sans-serif"/>
+          <w:b w:val="false"/>
+          <w:i w:val="false"/>
+          <w:i w:val="false"/>
+          <w:caps w:val="false"/>
+          <w:smallCaps w:val="false"/>
+          <w:spacing w:val="0"/>
+          <w:sz w:val="24"/>
+        </w:rPr>
+      </w:pPr>
+      <w:r>
+        <w:rPr>
+          <w:rFonts w:ascii="Google Sans;Arial;sans-serif" w:hAnsi="Google Sans;Arial;sans-serif"/>
+          <w:b w:val="false"/>
+          <w:i w:val="false"/>
+          <w:caps w:val="false"/>
+          <w:smallCaps w:val="false"/>
+          <w:spacing w:val="0"/>
+          <w:sz w:val="24"/>
+        </w:rPr>
+      </w:r>
+    </w:p>
+    <w:p>
+      <w:pPr>
+        <w:pStyle w:val="Heading3"/>
         <w:bidi w:val="0"/>
         <w:jc w:val="left"/>
         <w:rPr>
@@ -278,8 +321,184 @@
           <w:sz w:val="24"/>
           <w:shd w:fill="FFFFFF" w:val="clear"/>
         </w:rPr>
-        <w:t xml:space="preserve">Its like “read the data in the disk and processing data in the disk and written(output) the data in disk”. So it use disk </w:t>
-      </w:r>
+        <w:t>2. Birth of Apache Spark (2009)</w:t>
+      </w:r>
+    </w:p>
+    <w:p>
+      <w:pPr>
+        <w:pStyle w:val="BodyText"/>
+        <w:bidi w:val="0"/>
+        <w:jc w:val="left"/>
+        <w:rPr/>
+      </w:pPr>
+      <w:r>
+        <w:rPr/>
+        <w:t xml:space="preserve">Apache Spark was created in </w:t>
+      </w:r>
+      <w:r>
+        <w:rPr>
+          <w:rStyle w:val="Strong"/>
+        </w:rPr>
+        <w:t>2009</w:t>
+      </w:r>
+      <w:r>
+        <w:rPr/>
+        <w:t xml:space="preserve"> by Matei Zaharia at the AMPLab.</w:t>
+      </w:r>
+    </w:p>
+    <w:p>
+      <w:pPr>
+        <w:pStyle w:val="BodyText"/>
+        <w:bidi w:val="0"/>
+        <w:jc w:val="left"/>
+        <w:rPr/>
+      </w:pPr>
+      <w:r>
+        <w:rPr>
+          <w:rStyle w:val="Strong"/>
+        </w:rPr>
+        <w:t>Goal:</w:t>
+      </w:r>
+      <w:r>
+        <w:rPr/>
+        <w:br/>
+        <w:t>Create a faster alternative to Hadoop MapReduce.</w:t>
+      </w:r>
+    </w:p>
+    <w:p>
+      <w:pPr>
+        <w:pStyle w:val="BodyText"/>
+        <w:bidi w:val="0"/>
+        <w:jc w:val="left"/>
+        <w:rPr/>
+      </w:pPr>
+      <w:r>
+        <w:rPr/>
+        <w:t>Spark introduced:</w:t>
+      </w:r>
+    </w:p>
+    <w:p>
+      <w:pPr>
+        <w:pStyle w:val="BodyText"/>
+        <w:numPr>
+          <w:ilvl w:val="0"/>
+          <w:numId w:val="2"/>
+        </w:numPr>
+        <w:tabs>
+          <w:tab w:val="left" w:pos="709" w:leader="none"/>
+        </w:tabs>
+        <w:bidi w:val="0"/>
+        <w:spacing w:before="0" w:after="0"/>
+        <w:ind w:hanging="283" w:left="709"/>
+        <w:jc w:val="left"/>
+        <w:rPr/>
+      </w:pPr>
+      <w:r>
+        <w:rPr/>
+        <w:t xml:space="preserve">In-memory processing </w:t>
+      </w:r>
+    </w:p>
+    <w:p>
+      <w:pPr>
+        <w:pStyle w:val="BodyText"/>
+        <w:numPr>
+          <w:ilvl w:val="0"/>
+          <w:numId w:val="2"/>
+        </w:numPr>
+        <w:tabs>
+          <w:tab w:val="left" w:pos="709" w:leader="none"/>
+        </w:tabs>
+        <w:bidi w:val="0"/>
+        <w:spacing w:before="0" w:after="0"/>
+        <w:ind w:hanging="283" w:left="709"/>
+        <w:jc w:val="left"/>
+        <w:rPr/>
+      </w:pPr>
+      <w:r>
+        <w:rPr/>
+        <w:t xml:space="preserve">Faster execution </w:t>
+      </w:r>
+    </w:p>
+    <w:p>
+      <w:pPr>
+        <w:pStyle w:val="BodyText"/>
+        <w:numPr>
+          <w:ilvl w:val="0"/>
+          <w:numId w:val="2"/>
+        </w:numPr>
+        <w:tabs>
+          <w:tab w:val="left" w:pos="709" w:leader="none"/>
+        </w:tabs>
+        <w:bidi w:val="0"/>
+        <w:spacing w:before="0" w:after="0"/>
+        <w:ind w:hanging="283" w:left="709"/>
+        <w:jc w:val="left"/>
+        <w:rPr/>
+      </w:pPr>
+      <w:r>
+        <w:rPr/>
+        <w:t xml:space="preserve">Easier APIs </w:t>
+      </w:r>
+    </w:p>
+    <w:p>
+      <w:pPr>
+        <w:pStyle w:val="BodyText"/>
+        <w:numPr>
+          <w:ilvl w:val="0"/>
+          <w:numId w:val="2"/>
+        </w:numPr>
+        <w:tabs>
+          <w:tab w:val="left" w:pos="709" w:leader="none"/>
+        </w:tabs>
+        <w:bidi w:val="0"/>
+        <w:ind w:hanging="283" w:left="709"/>
+        <w:jc w:val="left"/>
+        <w:rPr/>
+      </w:pPr>
+      <w:r>
+        <w:rPr/>
+        <w:t xml:space="preserve">Support for machine learning, SQL, streaming, and graph processing </w:t>
+      </w:r>
+    </w:p>
+    <w:p>
+      <w:pPr>
+        <w:pStyle w:val="Normal"/>
+        <w:bidi w:val="0"/>
+        <w:jc w:val="left"/>
+        <w:rPr>
+          <w:rFonts w:ascii="Google Sans;Arial;sans-serif" w:hAnsi="Google Sans;Arial;sans-serif"/>
+          <w:b w:val="false"/>
+          <w:i w:val="false"/>
+          <w:i w:val="false"/>
+          <w:caps w:val="false"/>
+          <w:smallCaps w:val="false"/>
+          <w:spacing w:val="0"/>
+          <w:sz w:val="24"/>
+        </w:rPr>
+      </w:pPr>
+      <w:r>
+        <w:rPr>
+          <w:rFonts w:ascii="Google Sans;Arial;sans-serif" w:hAnsi="Google Sans;Arial;sans-serif"/>
+          <w:b w:val="false"/>
+          <w:i w:val="false"/>
+          <w:caps w:val="false"/>
+          <w:smallCaps w:val="false"/>
+          <w:spacing w:val="0"/>
+          <w:sz w:val="24"/>
+        </w:rPr>
+      </w:r>
+    </w:p>
+    <w:p>
+      <w:pPr>
+        <w:pStyle w:val="Heading3"/>
+        <w:bidi w:val="0"/>
+        <w:jc w:val="left"/>
+        <w:rPr>
+          <w:color w:val="000000"/>
+          <w:highlight w:val="none"/>
+          <w:shd w:fill="FFFFFF" w:val="clear"/>
+        </w:rPr>
+      </w:pPr>
       <w:r>
         <w:rPr>
           <w:rFonts w:ascii="Google Sans;Arial;sans-serif" w:hAnsi="Google Sans;Arial;sans-serif"/>
@@ -292,270 +511,6 @@
           <w:sz w:val="24"/>
           <w:shd w:fill="FFFFFF" w:val="clear"/>
         </w:rPr>
-        <w:t>for each and</w:t>
-      </w:r>
-      <w:r>
-        <w:rPr>
-          <w:rFonts w:ascii="Google Sans;Arial;sans-serif" w:hAnsi="Google Sans;Arial;sans-serif"/>
-          <w:b w:val="false"/>
-          <w:i w:val="false"/>
-          <w:caps w:val="false"/>
-          <w:smallCaps w:val="false"/>
-          <w:color w:val="000000"/>
-          <w:spacing w:val="0"/>
-          <w:sz w:val="24"/>
-          <w:shd w:fill="FFFFFF" w:val="clear"/>
-        </w:rPr>
-        <w:t xml:space="preserve"> every method. </w:t>
-      </w:r>
-      <w:r>
-        <w:rPr>
-          <w:rFonts w:ascii="Google Sans;Arial;sans-serif" w:hAnsi="Google Sans;Arial;sans-serif"/>
-          <w:b w:val="false"/>
-          <w:i w:val="false"/>
-          <w:caps w:val="false"/>
-          <w:smallCaps w:val="false"/>
-          <w:color w:val="000000"/>
-          <w:spacing w:val="0"/>
-          <w:sz w:val="24"/>
-          <w:shd w:fill="FFFFFF" w:val="clear"/>
-        </w:rPr>
-        <w:t xml:space="preserve">So its too slow and take more space. </w:t>
-      </w:r>
-    </w:p>
-    <w:p>
-      <w:pPr>
-        <w:pStyle w:val="Normal"/>
-        <w:bidi w:val="0"/>
-        <w:jc w:val="left"/>
-        <w:rPr>
-          <w:rFonts w:ascii="Google Sans;Arial;sans-serif" w:hAnsi="Google Sans;Arial;sans-serif"/>
-          <w:b w:val="false"/>
-          <w:i w:val="false"/>
-          <w:caps w:val="false"/>
-          <w:smallCaps w:val="false"/>
-          <w:spacing w:val="0"/>
-          <w:sz w:val="24"/>
-        </w:rPr>
-      </w:pPr>
-      <w:r>
-        <w:rPr>
-          <w:color w:val="000000"/>
-          <w:shd w:fill="FFFFFF" w:val="clear"/>
-        </w:rPr>
-      </w:r>
-    </w:p>
-    <w:p>
-      <w:pPr>
-        <w:pStyle w:val="Heading3"/>
-        <w:bidi w:val="0"/>
-        <w:jc w:val="left"/>
-        <w:rPr>
-          <w:color w:val="000000"/>
-          <w:highlight w:val="none"/>
-          <w:shd w:fill="FFFFFF" w:val="clear"/>
-        </w:rPr>
-      </w:pPr>
-      <w:r>
-        <w:rPr>
-          <w:rFonts w:ascii="Google Sans;Arial;sans-serif" w:hAnsi="Google Sans;Arial;sans-serif"/>
-          <w:b w:val="false"/>
-          <w:i w:val="false"/>
-          <w:caps w:val="false"/>
-          <w:smallCaps w:val="false"/>
-          <w:color w:val="000000"/>
-          <w:spacing w:val="0"/>
-          <w:sz w:val="24"/>
-          <w:shd w:fill="FFFFFF" w:val="clear"/>
-        </w:rPr>
-        <w:t>2. Birth of Apache Spark (2009)</w:t>
-      </w:r>
-    </w:p>
-    <w:p>
-      <w:pPr>
-        <w:pStyle w:val="BodyText"/>
-        <w:bidi w:val="0"/>
-        <w:jc w:val="left"/>
-        <w:rPr/>
-      </w:pPr>
-      <w:r>
-        <w:rPr/>
-        <w:t xml:space="preserve">Apache Spark was created in </w:t>
-      </w:r>
-      <w:r>
-        <w:rPr>
-          <w:rStyle w:val="Strong"/>
-        </w:rPr>
-        <w:t>2009</w:t>
-      </w:r>
-      <w:r>
-        <w:rPr/>
-        <w:t xml:space="preserve"> by Matei Zaharia at the AMPLab.</w:t>
-      </w:r>
-    </w:p>
-    <w:p>
-      <w:pPr>
-        <w:pStyle w:val="BodyText"/>
-        <w:bidi w:val="0"/>
-        <w:jc w:val="left"/>
-        <w:rPr/>
-      </w:pPr>
-      <w:r>
-        <w:rPr>
-          <w:rStyle w:val="Strong"/>
-        </w:rPr>
-        <w:t>Goal:</w:t>
-      </w:r>
-      <w:r>
-        <w:rPr/>
-        <w:br/>
-        <w:t>Create a faster alternative to Hadoop MapReduce.</w:t>
-      </w:r>
-    </w:p>
-    <w:p>
-      <w:pPr>
-        <w:pStyle w:val="BodyText"/>
-        <w:bidi w:val="0"/>
-        <w:jc w:val="left"/>
-        <w:rPr/>
-      </w:pPr>
-      <w:r>
-        <w:rPr/>
-        <w:t>Spark introduced:</w:t>
-      </w:r>
-    </w:p>
-    <w:p>
-      <w:pPr>
-        <w:pStyle w:val="BodyText"/>
-        <w:numPr>
-          <w:ilvl w:val="0"/>
-          <w:numId w:val="2"/>
-        </w:numPr>
-        <w:tabs>
-          <w:tab w:val="clear" w:pos="709"/>
-          <w:tab w:val="left" w:pos="709" w:leader="none"/>
-        </w:tabs>
-        <w:bidi w:val="0"/>
-        <w:spacing w:before="0" w:after="0"/>
-        <w:ind w:hanging="283" w:left="709"/>
-        <w:jc w:val="left"/>
-        <w:rPr/>
-      </w:pPr>
-      <w:r>
-        <w:rPr/>
-        <w:t xml:space="preserve">In-memory processing </w:t>
-      </w:r>
-    </w:p>
-    <w:p>
-      <w:pPr>
-        <w:pStyle w:val="BodyText"/>
-        <w:numPr>
-          <w:ilvl w:val="0"/>
-          <w:numId w:val="2"/>
-        </w:numPr>
-        <w:tabs>
-          <w:tab w:val="clear" w:pos="709"/>
-          <w:tab w:val="left" w:pos="709" w:leader="none"/>
-        </w:tabs>
-        <w:bidi w:val="0"/>
-        <w:spacing w:before="0" w:after="0"/>
-        <w:ind w:hanging="283" w:left="709"/>
-        <w:jc w:val="left"/>
-        <w:rPr/>
-      </w:pPr>
-      <w:r>
-        <w:rPr/>
-        <w:t xml:space="preserve">Faster execution </w:t>
-      </w:r>
-    </w:p>
-    <w:p>
-      <w:pPr>
-        <w:pStyle w:val="BodyText"/>
-        <w:numPr>
-          <w:ilvl w:val="0"/>
-          <w:numId w:val="2"/>
-        </w:numPr>
-        <w:tabs>
-          <w:tab w:val="clear" w:pos="709"/>
-          <w:tab w:val="left" w:pos="709" w:leader="none"/>
-        </w:tabs>
-        <w:bidi w:val="0"/>
-        <w:spacing w:before="0" w:after="0"/>
-        <w:ind w:hanging="283" w:left="709"/>
-        <w:jc w:val="left"/>
-        <w:rPr/>
-      </w:pPr>
-      <w:r>
-        <w:rPr/>
-        <w:t xml:space="preserve">Easier APIs </w:t>
-      </w:r>
-    </w:p>
-    <w:p>
-      <w:pPr>
-        <w:pStyle w:val="BodyText"/>
-        <w:numPr>
-          <w:ilvl w:val="0"/>
-          <w:numId w:val="2"/>
-        </w:numPr>
-        <w:tabs>
-          <w:tab w:val="clear" w:pos="709"/>
-          <w:tab w:val="left" w:pos="709" w:leader="none"/>
-        </w:tabs>
-        <w:bidi w:val="0"/>
-        <w:ind w:hanging="283" w:left="709"/>
-        <w:jc w:val="left"/>
-        <w:rPr/>
-      </w:pPr>
-      <w:r>
-        <w:rPr/>
-        <w:t xml:space="preserve">Support for machine learning, SQL, streaming, and graph processing </w:t>
-      </w:r>
-    </w:p>
-    <w:p>
-      <w:pPr>
-        <w:pStyle w:val="Normal"/>
-        <w:bidi w:val="0"/>
-        <w:jc w:val="left"/>
-        <w:rPr>
-          <w:rFonts w:ascii="Google Sans;Arial;sans-serif" w:hAnsi="Google Sans;Arial;sans-serif"/>
-          <w:b w:val="false"/>
-          <w:i w:val="false"/>
-          <w:caps w:val="false"/>
-          <w:smallCaps w:val="false"/>
-          <w:spacing w:val="0"/>
-          <w:sz w:val="24"/>
-        </w:rPr>
-      </w:pPr>
-      <w:r>
-        <w:rPr>
-          <w:color w:val="000000"/>
-          <w:shd w:fill="FFFFFF" w:val="clear"/>
-        </w:rPr>
-      </w:r>
-    </w:p>
-    <w:p>
-      <w:pPr>
-        <w:pStyle w:val="Heading3"/>
-        <w:bidi w:val="0"/>
-        <w:jc w:val="left"/>
-        <w:rPr>
-          <w:color w:val="000000"/>
-          <w:highlight w:val="none"/>
-          <w:shd w:fill="FFFFFF" w:val="clear"/>
-        </w:rPr>
-      </w:pPr>
-      <w:r>
-        <w:rPr>
-          <w:rFonts w:ascii="Google Sans;Arial;sans-serif" w:hAnsi="Google Sans;Arial;sans-serif"/>
-          <w:b w:val="false"/>
-          <w:i w:val="false"/>
-          <w:caps w:val="false"/>
-          <w:smallCaps w:val="false"/>
-          <w:color w:val="000000"/>
-          <w:spacing w:val="0"/>
-          <w:sz w:val="24"/>
-          <w:shd w:fill="FFFFFF" w:val="clear"/>
-        </w:rPr>
         <w:t>3. Open Source (2010)</w:t>
       </w:r>
     </w:p>
@@ -809,7 +764,6 @@
           <w:numId w:val="3"/>
         </w:numPr>
         <w:tabs>
-          <w:tab w:val="clear" w:pos="709"/>
           <w:tab w:val="left" w:pos="709" w:leader="none"/>
         </w:tabs>
         <w:bidi w:val="0"/>
@@ -831,7 +785,6 @@
           <w:numId w:val="3"/>
         </w:numPr>
         <w:tabs>
-          <w:tab w:val="clear" w:pos="709"/>
           <w:tab w:val="left" w:pos="709" w:leader="none"/>
         </w:tabs>
         <w:bidi w:val="0"/>
@@ -853,7 +806,6 @@
           <w:numId w:val="3"/>
         </w:numPr>
         <w:tabs>
-          <w:tab w:val="clear" w:pos="709"/>
           <w:tab w:val="left" w:pos="709" w:leader="none"/>
         </w:tabs>
         <w:bidi w:val="0"/>
@@ -875,7 +827,6 @@
           <w:numId w:val="3"/>
         </w:numPr>
         <w:tabs>
-          <w:tab w:val="clear" w:pos="709"/>
           <w:tab w:val="left" w:pos="709" w:leader="none"/>
         </w:tabs>
         <w:bidi w:val="0"/>
@@ -908,7 +859,6 @@
           <w:numId w:val="4"/>
         </w:numPr>
         <w:tabs>
-          <w:tab w:val="clear" w:pos="709"/>
           <w:tab w:val="left" w:pos="709" w:leader="none"/>
         </w:tabs>
         <w:bidi w:val="0"/>
@@ -930,7 +880,6 @@
           <w:numId w:val="4"/>
         </w:numPr>
         <w:tabs>
-          <w:tab w:val="clear" w:pos="709"/>
           <w:tab w:val="left" w:pos="709" w:leader="none"/>
         </w:tabs>
         <w:bidi w:val="0"/>
@@ -1121,7 +1070,7 @@
         </w:tblCellMar>
       </w:tblPr>
       <w:tblGrid>
-        <w:gridCol w:w="2754"/>
+        <w:gridCol w:w="2753"/>
         <w:gridCol w:w="2297"/>
       </w:tblGrid>
       <w:tr>
@@ -1130,7 +1079,7 @@
         </w:trPr>
         <w:tc>
           <w:tcPr>
-            <w:tcW w:w="2754" w:type="dxa"/>
+            <w:tcW w:w="2753" w:type="dxa"/>
             <w:tcBorders/>
             <w:vAlign w:val="center"/>
           </w:tcPr>
@@ -1173,7 +1122,7 @@
         <w:trPr/>
         <w:tc>
           <w:tcPr>
-            <w:tcW w:w="2754" w:type="dxa"/>
+            <w:tcW w:w="2753" w:type="dxa"/>
             <w:tcBorders/>
             <w:vAlign w:val="center"/>
           </w:tcPr>
@@ -1218,7 +1167,7 @@
         <w:trPr/>
         <w:tc>
           <w:tcPr>
-            <w:tcW w:w="2754" w:type="dxa"/>
+            <w:tcW w:w="2753" w:type="dxa"/>
             <w:tcBorders/>
             <w:vAlign w:val="center"/>
           </w:tcPr>
@@ -1263,7 +1212,7 @@
         <w:trPr/>
         <w:tc>
           <w:tcPr>
-            <w:tcW w:w="2754" w:type="dxa"/>
+            <w:tcW w:w="2753" w:type="dxa"/>
             <w:tcBorders/>
             <w:vAlign w:val="center"/>
           </w:tcPr>
@@ -1308,7 +1257,7 @@
         <w:trPr/>
         <w:tc>
           <w:tcPr>
-            <w:tcW w:w="2754" w:type="dxa"/>
+            <w:tcW w:w="2753" w:type="dxa"/>
             <w:tcBorders/>
             <w:vAlign w:val="center"/>
           </w:tcPr>
@@ -1353,7 +1302,7 @@
         <w:trPr/>
         <w:tc>
           <w:tcPr>
-            <w:tcW w:w="2754" w:type="dxa"/>
+            <w:tcW w:w="2753" w:type="dxa"/>
             <w:tcBorders/>
             <w:vAlign w:val="center"/>
           </w:tcPr>
@@ -1440,14 +1389,13 @@
         <w:rPr/>
         <w:tab/>
         <w:tab/>
-        <w:t xml:space="preserve">    PYSPARK API </w:t>
-      </w:r>
-    </w:p>
-    <w:p>
-      <w:pPr>
-        <w:pStyle w:val="BodyText"/>
-        <w:bidi w:val="0"/>
-        <w:spacing w:before="0" w:after="140"/>
+        <w:t xml:space="preserve">    DATA FRAME </w:t>
+      </w:r>
+    </w:p>
+    <w:p>
+      <w:pPr>
+        <w:pStyle w:val="BodyText"/>
+        <w:bidi w:val="0"/>
         <w:jc w:val="left"/>
         <w:rPr/>
       </w:pPr>
@@ -1460,6 +1408,148 @@
         <w:tab/>
         <w:tab/>
         <w:t xml:space="preserve">   MACHINE LEARNING</w:t>
+      </w:r>
+    </w:p>
+    <w:p>
+      <w:pPr>
+        <w:pStyle w:val="BodyText"/>
+        <w:bidi w:val="0"/>
+        <w:jc w:val="left"/>
+        <w:rPr/>
+      </w:pPr>
+      <w:r>
+        <w:rPr/>
+      </w:r>
+    </w:p>
+    <w:p>
+      <w:pPr>
+        <w:pStyle w:val="BodyText"/>
+        <w:bidi w:val="0"/>
+        <w:jc w:val="left"/>
+        <w:rPr/>
+      </w:pPr>
+      <w:r>
+        <w:rPr/>
+        <w:t>it is immutability.</w:t>
+      </w:r>
+    </w:p>
+    <w:p>
+      <w:pPr>
+        <w:pStyle w:val="BodyText"/>
+        <w:bidi w:val="0"/>
+        <w:jc w:val="left"/>
+        <w:rPr/>
+      </w:pPr>
+      <w:r>
+        <w:rPr/>
+      </w:r>
+    </w:p>
+    <w:p>
+      <w:pPr>
+        <w:pStyle w:val="BodyText"/>
+        <w:bidi w:val="0"/>
+        <w:jc w:val="left"/>
+        <w:rPr/>
+      </w:pPr>
+      <w:r>
+        <w:rPr/>
+        <w:t xml:space="preserve">For example: </w:t>
+      </w:r>
+    </w:p>
+    <w:p>
+      <w:pPr>
+        <w:pStyle w:val="BodyText"/>
+        <w:bidi w:val="0"/>
+        <w:jc w:val="left"/>
+        <w:rPr/>
+      </w:pPr>
+      <w:r>
+        <w:rPr/>
+        <w:t>RDD1 = [1,2,3,4,5]</w:t>
+      </w:r>
+    </w:p>
+    <w:p>
+      <w:pPr>
+        <w:pStyle w:val="BodyText"/>
+        <w:bidi w:val="0"/>
+        <w:jc w:val="left"/>
+        <w:rPr/>
+      </w:pPr>
+      <w:r>
+        <w:rPr/>
+        <w:t>RDD2 = RDD1.FILLTER()</w:t>
+      </w:r>
+    </w:p>
+    <w:p>
+      <w:pPr>
+        <w:pStyle w:val="BodyText"/>
+        <w:bidi w:val="0"/>
+        <w:jc w:val="left"/>
+        <w:rPr/>
+      </w:pPr>
+      <w:r>
+        <w:rPr/>
+        <w:t>RDD3 = RDD2.MAP() **FAIL</w:t>
+      </w:r>
+    </w:p>
+    <w:p>
+      <w:pPr>
+        <w:pStyle w:val="BodyText"/>
+        <w:bidi w:val="0"/>
+        <w:jc w:val="left"/>
+        <w:rPr/>
+      </w:pPr>
+      <w:r>
+        <w:rPr/>
+        <w:t>RDD4 = RDD3.REDUCE BY KEY</w:t>
+      </w:r>
+    </w:p>
+    <w:p>
+      <w:pPr>
+        <w:pStyle w:val="BodyText"/>
+        <w:bidi w:val="0"/>
+        <w:jc w:val="left"/>
+        <w:rPr/>
+      </w:pPr>
+      <w:r>
+        <w:rPr/>
+      </w:r>
+    </w:p>
+    <w:p>
+      <w:pPr>
+        <w:pStyle w:val="BodyText"/>
+        <w:bidi w:val="0"/>
+        <w:jc w:val="left"/>
+        <w:rPr/>
+      </w:pPr>
+      <w:r>
+        <w:rPr/>
+        <w:t>lets consider rdd3 failure if it fail to datasets missing it fix automatically</w:t>
+      </w:r>
+    </w:p>
+    <w:p>
+      <w:pPr>
+        <w:pStyle w:val="BodyText"/>
+        <w:bidi w:val="0"/>
+        <w:spacing w:before="0" w:after="140"/>
+        <w:jc w:val="left"/>
+        <w:rPr/>
+      </w:pPr>
+      <w:r>
+        <w:rPr/>
+        <w:tab/>
+      </w:r>
+    </w:p>
+    <w:p>
+      <w:pPr>
+        <w:pStyle w:val="BodyText"/>
+        <w:bidi w:val="0"/>
+        <w:spacing w:before="0" w:after="140"/>
+        <w:jc w:val="left"/>
+        <w:rPr/>
+      </w:pPr>
+      <w:r>
+        <w:rPr/>
       </w:r>
     </w:p>
     <w:sectPr>
@@ -1469,6 +1559,7 @@
       <w:pgNumType w:fmt="decimal"/>
       <w:formProt w:val="false"/>
       <w:textDirection w:val="lrTb"/>
+      <w:docGrid w:type="default" w:linePitch="100" w:charSpace="0"/>
     </w:sectPr>
   </w:body>
 </w:document>
@@ -2040,7 +2131,6 @@
     </w:lvl>
     <w:lvl w:ilvl="1">
       <w:start w:val="1"/>
-      <w:pStyle w:val="Heading2"/>
       <w:numFmt w:val="none"/>
       <w:suff w:val="nothing"/>
       <w:lvlText w:val=""/>
@@ -2054,7 +2144,6 @@
     </w:lvl>
     <w:lvl w:ilvl="2">
       <w:start w:val="1"/>
-      <w:pStyle w:val="Heading3"/>
       <w:numFmt w:val="none"/>
       <w:suff w:val="nothing"/>
       <w:lvlText w:val=""/>
@@ -2177,7 +2266,6 @@
     </w:rPrDefault>
     <w:pPrDefault>
       <w:pPr>
-        <w:widowControl/>
         <w:suppressAutoHyphens w:val="true"/>
       </w:pPr>
     </w:pPrDefault>
@@ -2187,7 +2275,10 @@
     <w:qFormat/>
     <w:pPr>
       <w:widowControl/>
+      <w:suppressAutoHyphens w:val="true"/>
       <w:bidi w:val="0"/>
+      <w:spacing w:before="0" w:after="0"/>
+      <w:jc w:val="left"/>
     </w:pPr>
     <w:rPr>
       <w:rFonts w:ascii="Liberation Serif" w:hAnsi="Liberation Serif" w:eastAsia="Noto Serif CJK SC" w:cs="Noto Sans Devanagari"/>

--- a/PYSPARK/basics.docx
+++ b/PYSPARK/basics.docx
@@ -1550,6 +1550,412 @@
       </w:pPr>
       <w:r>
         <w:rPr/>
+        <w:t>driver node → (working one) JVM → jobs (manager) ,stage (team leader) ,task (employee)</w:t>
+      </w:r>
+    </w:p>
+    <w:p>
+      <w:pPr>
+        <w:pStyle w:val="BodyText"/>
+        <w:bidi w:val="0"/>
+        <w:spacing w:before="0" w:after="140"/>
+        <w:jc w:val="left"/>
+        <w:rPr/>
+      </w:pPr>
+      <w:r>
+        <w:rPr/>
+      </w:r>
+    </w:p>
+    <w:p>
+      <w:pPr>
+        <w:pStyle w:val="BodyText"/>
+        <w:bidi w:val="0"/>
+        <w:spacing w:before="0" w:after="140"/>
+        <w:jc w:val="left"/>
+        <w:rPr/>
+      </w:pPr>
+      <w:r>
+        <w:rPr/>
+        <w:t xml:space="preserve">after task completed, driver node store result (output) if 500 gb is avalable fine if not it will throw the error OOM (out of memory) </w:t>
+      </w:r>
+    </w:p>
+    <w:p>
+      <w:pPr>
+        <w:pStyle w:val="BodyText"/>
+        <w:bidi w:val="0"/>
+        <w:spacing w:before="0" w:after="140"/>
+        <w:jc w:val="left"/>
+        <w:rPr/>
+      </w:pPr>
+      <w:r>
+        <w:rPr/>
+      </w:r>
+    </w:p>
+    <w:p>
+      <w:pPr>
+        <w:pStyle w:val="BodyText"/>
+        <w:bidi w:val="0"/>
+        <w:spacing w:before="0" w:after="140"/>
+        <w:jc w:val="left"/>
+        <w:rPr/>
+      </w:pPr>
+      <w:r>
+        <w:rPr/>
+        <w:t>driver node → (ram,memory,contain all) it is machines</w:t>
+      </w:r>
+    </w:p>
+    <w:p>
+      <w:pPr>
+        <w:pStyle w:val="BodyText"/>
+        <w:bidi w:val="0"/>
+        <w:spacing w:before="0" w:after="140"/>
+        <w:jc w:val="left"/>
+        <w:rPr/>
+      </w:pPr>
+      <w:r>
+        <w:rPr/>
+      </w:r>
+    </w:p>
+    <w:p>
+      <w:pPr>
+        <w:pStyle w:val="BodyText"/>
+        <w:bidi w:val="0"/>
+        <w:spacing w:before="0" w:after="140"/>
+        <w:jc w:val="left"/>
+        <w:rPr/>
+      </w:pPr>
+      <w:r>
+        <w:rPr/>
+      </w:r>
+    </w:p>
+    <w:p>
+      <w:pPr>
+        <w:pStyle w:val="BodyText"/>
+        <w:bidi w:val="0"/>
+        <w:spacing w:before="0" w:after="140"/>
+        <w:jc w:val="left"/>
+        <w:rPr/>
+      </w:pPr>
+      <w:r>
+        <w:rPr/>
+        <w:t xml:space="preserve">“ </w:t>
+      </w:r>
+      <w:r>
+        <w:rPr/>
+        <w:t>val ” use in only scala , in pyspark we don’t</w:t>
+      </w:r>
+    </w:p>
+    <w:p>
+      <w:pPr>
+        <w:pStyle w:val="BodyText"/>
+        <w:bidi w:val="0"/>
+        <w:spacing w:before="0" w:after="140"/>
+        <w:jc w:val="left"/>
+        <w:rPr/>
+      </w:pPr>
+      <w:r>
+        <w:rPr/>
+      </w:r>
+    </w:p>
+    <w:p>
+      <w:pPr>
+        <w:pStyle w:val="BodyText"/>
+        <w:bidi w:val="0"/>
+        <w:spacing w:before="0" w:after="140"/>
+        <w:jc w:val="left"/>
+        <w:rPr/>
+      </w:pPr>
+      <w:r>
+        <w:rPr/>
+        <w:t>stage → without shuffle stage will create and when shuffle happens new stage also create</w:t>
+      </w:r>
+    </w:p>
+    <w:p>
+      <w:pPr>
+        <w:pStyle w:val="BodyText"/>
+        <w:bidi w:val="0"/>
+        <w:spacing w:before="0" w:after="140"/>
+        <w:jc w:val="left"/>
+        <w:rPr/>
+      </w:pPr>
+      <w:r>
+        <w:rPr/>
+      </w:r>
+    </w:p>
+    <w:p>
+      <w:pPr>
+        <w:pStyle w:val="BodyText"/>
+        <w:bidi w:val="0"/>
+        <w:spacing w:before="0" w:after="140"/>
+        <w:jc w:val="left"/>
+        <w:rPr/>
+      </w:pPr>
+      <w:r>
+        <w:rPr/>
+      </w:r>
+    </w:p>
+    <w:p>
+      <w:pPr>
+        <w:pStyle w:val="BodyText"/>
+        <w:bidi w:val="0"/>
+        <w:spacing w:before="0" w:after="140"/>
+        <w:jc w:val="left"/>
+        <w:rPr/>
+      </w:pPr>
+      <w:r>
+        <w:rPr/>
+        <w:t>actions → collect, take, SaveastextFile(), show</w:t>
+      </w:r>
+    </w:p>
+    <w:p>
+      <w:pPr>
+        <w:pStyle w:val="BodyText"/>
+        <w:bidi w:val="0"/>
+        <w:spacing w:before="0" w:after="140"/>
+        <w:jc w:val="left"/>
+        <w:rPr/>
+      </w:pPr>
+      <w:r>
+        <w:rPr/>
+      </w:r>
+    </w:p>
+    <w:p>
+      <w:pPr>
+        <w:pStyle w:val="BodyText"/>
+        <w:bidi w:val="0"/>
+        <w:spacing w:before="0" w:after="140"/>
+        <w:jc w:val="left"/>
+        <w:rPr/>
+      </w:pPr>
+      <w:r>
+        <w:rPr/>
+      </w:r>
+    </w:p>
+    <w:p>
+      <w:pPr>
+        <w:pStyle w:val="BodyText"/>
+        <w:bidi w:val="0"/>
+        <w:spacing w:before="0" w:after="140"/>
+        <w:jc w:val="left"/>
+        <w:rPr/>
+      </w:pPr>
+      <w:r>
+        <w:rPr/>
+      </w:r>
+    </w:p>
+    <w:p>
+      <w:pPr>
+        <w:pStyle w:val="BodyText"/>
+        <w:bidi w:val="0"/>
+        <w:spacing w:before="0" w:after="140"/>
+        <w:jc w:val="left"/>
+        <w:rPr/>
+      </w:pPr>
+      <w:r>
+        <w:rPr/>
+      </w:r>
+    </w:p>
+    <w:p>
+      <w:pPr>
+        <w:pStyle w:val="BodyText"/>
+        <w:bidi w:val="0"/>
+        <w:spacing w:before="0" w:after="140"/>
+        <w:jc w:val="left"/>
+        <w:rPr/>
+      </w:pPr>
+      <w:r>
+        <w:rPr/>
+        <w:t>COLLECT()</w:t>
+      </w:r>
+    </w:p>
+    <w:p>
+      <w:pPr>
+        <w:pStyle w:val="BodyText"/>
+        <w:bidi w:val="0"/>
+        <w:spacing w:before="0" w:after="140"/>
+        <w:jc w:val="left"/>
+        <w:rPr/>
+      </w:pPr>
+      <w:r>
+        <w:rPr/>
+        <w:t>collect → collect data whatever it contains, all the data send to driver node but you cant collect subset of data</w:t>
+      </w:r>
+    </w:p>
+    <w:p>
+      <w:pPr>
+        <w:pStyle w:val="BodyText"/>
+        <w:bidi w:val="0"/>
+        <w:spacing w:before="0" w:after="140"/>
+        <w:jc w:val="left"/>
+        <w:rPr/>
+      </w:pPr>
+      <w:r>
+        <w:rPr/>
+        <w:t>only contain tuple like eg: in scala,  Array(tuple(),tuple(),tuple() )</w:t>
+      </w:r>
+    </w:p>
+    <w:p>
+      <w:pPr>
+        <w:pStyle w:val="BodyText"/>
+        <w:bidi w:val="0"/>
+        <w:spacing w:before="0" w:after="140"/>
+        <w:jc w:val="left"/>
+        <w:rPr/>
+      </w:pPr>
+      <w:r>
+        <w:rPr/>
+      </w:r>
+    </w:p>
+    <w:p>
+      <w:pPr>
+        <w:pStyle w:val="BodyText"/>
+        <w:bidi w:val="0"/>
+        <w:spacing w:before="0" w:after="140"/>
+        <w:jc w:val="left"/>
+        <w:rPr/>
+      </w:pPr>
+      <w:r>
+        <w:rPr/>
+        <w:t>DRIVER NODE only hold 4GB data, if driver cant hold then collect method will crash or OOM(out of memory)</w:t>
+      </w:r>
+    </w:p>
+    <w:p>
+      <w:pPr>
+        <w:pStyle w:val="BodyText"/>
+        <w:bidi w:val="0"/>
+        <w:spacing w:before="0" w:after="140"/>
+        <w:jc w:val="left"/>
+        <w:rPr/>
+      </w:pPr>
+      <w:r>
+        <w:rPr/>
+      </w:r>
+    </w:p>
+    <w:p>
+      <w:pPr>
+        <w:pStyle w:val="BodyText"/>
+        <w:bidi w:val="0"/>
+        <w:spacing w:before="0" w:after="140"/>
+        <w:jc w:val="left"/>
+        <w:rPr/>
+      </w:pPr>
+      <w:r>
+        <w:rPr/>
+        <w:t>TAKE()</w:t>
+      </w:r>
+    </w:p>
+    <w:p>
+      <w:pPr>
+        <w:pStyle w:val="BodyText"/>
+        <w:bidi w:val="0"/>
+        <w:spacing w:before="0" w:after="140"/>
+        <w:jc w:val="left"/>
+        <w:rPr/>
+      </w:pPr>
+      <w:r>
+        <w:rPr/>
+        <w:t xml:space="preserve">it hold large amount of data and not crash </w:t>
+      </w:r>
+    </w:p>
+    <w:p>
+      <w:pPr>
+        <w:pStyle w:val="BodyText"/>
+        <w:bidi w:val="0"/>
+        <w:spacing w:before="0" w:after="140"/>
+        <w:jc w:val="left"/>
+        <w:rPr/>
+      </w:pPr>
+      <w:r>
+        <w:rPr/>
+        <w:t>syntax =&gt; TAKE(int) =&gt; TAKE(n)</w:t>
+      </w:r>
+    </w:p>
+    <w:p>
+      <w:pPr>
+        <w:pStyle w:val="BodyText"/>
+        <w:bidi w:val="0"/>
+        <w:spacing w:before="0" w:after="140"/>
+        <w:jc w:val="left"/>
+        <w:rPr/>
+      </w:pPr>
+      <w:r>
+        <w:rPr/>
+        <w:t xml:space="preserve">send data to driver but not all data </w:t>
+      </w:r>
+    </w:p>
+    <w:p>
+      <w:pPr>
+        <w:pStyle w:val="BodyText"/>
+        <w:bidi w:val="0"/>
+        <w:spacing w:before="0" w:after="140"/>
+        <w:jc w:val="left"/>
+        <w:rPr/>
+      </w:pPr>
+      <w:r>
+        <w:rPr/>
+      </w:r>
+    </w:p>
+    <w:p>
+      <w:pPr>
+        <w:pStyle w:val="BodyText"/>
+        <w:bidi w:val="0"/>
+        <w:spacing w:before="0" w:after="140"/>
+        <w:jc w:val="left"/>
+        <w:rPr/>
+      </w:pPr>
+      <w:r>
+        <w:rPr/>
+        <w:t>SAVEASTEXTFILE()</w:t>
+      </w:r>
+    </w:p>
+    <w:p>
+      <w:pPr>
+        <w:pStyle w:val="BodyText"/>
+        <w:bidi w:val="0"/>
+        <w:spacing w:before="0" w:after="140"/>
+        <w:jc w:val="left"/>
+        <w:rPr/>
+      </w:pPr>
+      <w:r>
+        <w:rPr/>
+        <w:t>driver not crash and don’t want driver node store cache , we need give data like path it work on cloud aws, micorsoft azure</w:t>
+      </w:r>
+    </w:p>
+    <w:p>
+      <w:pPr>
+        <w:pStyle w:val="BodyText"/>
+        <w:bidi w:val="0"/>
+        <w:spacing w:before="0" w:after="140"/>
+        <w:jc w:val="left"/>
+        <w:rPr/>
+      </w:pPr>
+      <w:r>
+        <w:rPr/>
+      </w:r>
+    </w:p>
+    <w:p>
+      <w:pPr>
+        <w:pStyle w:val="BodyText"/>
+        <w:bidi w:val="0"/>
+        <w:spacing w:before="0" w:after="140"/>
+        <w:jc w:val="left"/>
+        <w:rPr/>
+      </w:pPr>
+      <w:r>
+        <w:rPr/>
+        <w:t>SHOW()</w:t>
+      </w:r>
+    </w:p>
+    <w:p>
+      <w:pPr>
+        <w:pStyle w:val="BodyText"/>
+        <w:bidi w:val="0"/>
+        <w:spacing w:before="0" w:after="140"/>
+        <w:jc w:val="left"/>
+        <w:rPr/>
+      </w:pPr>
+      <w:r>
+        <w:rPr/>
+        <w:t>it use for see the output</w:t>
       </w:r>
     </w:p>
     <w:sectPr>

--- a/PYSPARK/basics.docx
+++ b/PYSPARK/basics.docx
@@ -1956,6 +1956,540 @@
       <w:r>
         <w:rPr/>
         <w:t>it use for see the output</w:t>
+      </w:r>
+    </w:p>
+    <w:p>
+      <w:pPr>
+        <w:pStyle w:val="BodyText"/>
+        <w:bidi w:val="0"/>
+        <w:spacing w:before="0" w:after="140"/>
+        <w:jc w:val="left"/>
+        <w:rPr/>
+      </w:pPr>
+      <w:r>
+        <w:rPr/>
+      </w:r>
+    </w:p>
+    <w:p>
+      <w:pPr>
+        <w:pStyle w:val="BodyText"/>
+        <w:bidi w:val="0"/>
+        <w:spacing w:before="0" w:after="140"/>
+        <w:jc w:val="left"/>
+        <w:rPr/>
+      </w:pPr>
+      <w:r>
+        <w:rPr/>
+        <w:t>GROUP BY KEY =&gt; it is same as reduce by key like count the value using key – value pair</w:t>
+      </w:r>
+    </w:p>
+    <w:p>
+      <w:pPr>
+        <w:pStyle w:val="BodyText"/>
+        <w:bidi w:val="0"/>
+        <w:spacing w:before="0" w:after="140"/>
+        <w:jc w:val="left"/>
+        <w:rPr/>
+      </w:pPr>
+      <w:r>
+        <w:rPr/>
+      </w:r>
+    </w:p>
+    <w:p>
+      <w:pPr>
+        <w:pStyle w:val="BodyText"/>
+        <w:bidi w:val="0"/>
+        <w:spacing w:before="0" w:after="140"/>
+        <w:jc w:val="left"/>
+        <w:rPr/>
+      </w:pPr>
+      <w:r>
+        <w:rPr/>
+        <w:t xml:space="preserve">3 steps do </w:t>
+      </w:r>
+    </w:p>
+    <w:p>
+      <w:pPr>
+        <w:pStyle w:val="BodyText"/>
+        <w:bidi w:val="0"/>
+        <w:spacing w:before="0" w:after="140"/>
+        <w:jc w:val="left"/>
+        <w:rPr/>
+      </w:pPr>
+      <w:r>
+        <w:rPr/>
+        <w:t>1) calculate the partition</w:t>
+      </w:r>
+    </w:p>
+    <w:p>
+      <w:pPr>
+        <w:pStyle w:val="BodyText"/>
+        <w:bidi w:val="0"/>
+        <w:spacing w:before="0" w:after="140"/>
+        <w:jc w:val="left"/>
+        <w:rPr/>
+      </w:pPr>
+      <w:r>
+        <w:rPr/>
+        <w:t>2) calculate the partition across the same machine</w:t>
+      </w:r>
+    </w:p>
+    <w:p>
+      <w:pPr>
+        <w:pStyle w:val="BodyText"/>
+        <w:bidi w:val="0"/>
+        <w:spacing w:before="0" w:after="140"/>
+        <w:jc w:val="left"/>
+        <w:rPr/>
+      </w:pPr>
+      <w:r>
+        <w:rPr/>
+        <w:t>3) calculate partition across the machine</w:t>
+      </w:r>
+    </w:p>
+    <w:p>
+      <w:pPr>
+        <w:pStyle w:val="BodyText"/>
+        <w:bidi w:val="0"/>
+        <w:spacing w:before="0" w:after="140"/>
+        <w:jc w:val="left"/>
+        <w:rPr/>
+      </w:pPr>
+      <w:r>
+        <w:rPr/>
+        <w:t>group by key doesn’t perform any kind of local aggregation</w:t>
+      </w:r>
+    </w:p>
+    <w:p>
+      <w:pPr>
+        <w:pStyle w:val="BodyText"/>
+        <w:bidi w:val="0"/>
+        <w:spacing w:before="0" w:after="140"/>
+        <w:jc w:val="left"/>
+        <w:rPr/>
+      </w:pPr>
+      <w:r>
+        <w:rPr/>
+      </w:r>
+    </w:p>
+    <w:p>
+      <w:pPr>
+        <w:pStyle w:val="BodyText"/>
+        <w:bidi w:val="0"/>
+        <w:spacing w:before="0" w:after="140"/>
+        <w:jc w:val="left"/>
+        <w:rPr/>
+      </w:pPr>
+      <w:r>
+        <w:rPr>
+          <w:b/>
+          <w:bCs/>
+        </w:rPr>
+        <w:t>use case:</w:t>
+      </w:r>
+      <w:r>
+        <w:rPr/>
+        <w:t xml:space="preserve"> less amount of data, then go with group by key </w:t>
+      </w:r>
+    </w:p>
+    <w:p>
+      <w:pPr>
+        <w:pStyle w:val="BodyText"/>
+        <w:bidi w:val="0"/>
+        <w:spacing w:before="0" w:after="140"/>
+        <w:jc w:val="left"/>
+        <w:rPr/>
+      </w:pPr>
+      <w:r>
+        <w:rPr/>
+        <w:tab/>
+        <w:t xml:space="preserve">   more amount of data, then go with reduce by key </w:t>
+        <w:tab/>
+        <w:t xml:space="preserve">(aggregation works like filter, map, </w:t>
+        <w:tab/>
+        <w:tab/>
+        <w:tab/>
+        <w:t>flatten)</w:t>
+      </w:r>
+    </w:p>
+    <w:p>
+      <w:pPr>
+        <w:pStyle w:val="BodyText"/>
+        <w:bidi w:val="0"/>
+        <w:spacing w:before="0" w:after="140"/>
+        <w:jc w:val="left"/>
+        <w:rPr/>
+      </w:pPr>
+      <w:r>
+        <w:rPr/>
+      </w:r>
+    </w:p>
+    <w:p>
+      <w:pPr>
+        <w:pStyle w:val="BodyText"/>
+        <w:bidi w:val="0"/>
+        <w:spacing w:before="0" w:after="140"/>
+        <w:jc w:val="left"/>
+        <w:rPr/>
+      </w:pPr>
+      <w:r>
+        <w:rPr/>
+      </w:r>
+    </w:p>
+    <w:p>
+      <w:pPr>
+        <w:pStyle w:val="BodyText"/>
+        <w:bidi w:val="0"/>
+        <w:spacing w:before="0" w:after="140"/>
+        <w:jc w:val="left"/>
+        <w:rPr>
+          <w:b/>
+          <w:bCs/>
+        </w:rPr>
+      </w:pPr>
+      <w:r>
+        <w:rPr>
+          <w:b/>
+          <w:bCs/>
+        </w:rPr>
+        <w:t>cache and presist:</w:t>
+      </w:r>
+    </w:p>
+    <w:p>
+      <w:pPr>
+        <w:pStyle w:val="BodyText"/>
+        <w:bidi w:val="0"/>
+        <w:spacing w:before="0" w:after="140"/>
+        <w:jc w:val="left"/>
+        <w:rPr>
+          <w:b/>
+          <w:bCs/>
+        </w:rPr>
+      </w:pPr>
+      <w:r>
+        <w:rPr>
+          <w:b/>
+          <w:bCs/>
+        </w:rPr>
+        <w:t xml:space="preserve">cache </w:t>
+      </w:r>
+      <w:r>
+        <w:rPr>
+          <w:b w:val="false"/>
+          <w:bCs w:val="false"/>
+        </w:rPr>
+        <w:t>it will store intermidiate output, what are output get in rdd, that will store.</w:t>
+      </w:r>
+    </w:p>
+    <w:p>
+      <w:pPr>
+        <w:pStyle w:val="BodyText"/>
+        <w:bidi w:val="0"/>
+        <w:spacing w:before="0" w:after="140"/>
+        <w:jc w:val="left"/>
+        <w:rPr>
+          <w:b/>
+          <w:bCs/>
+        </w:rPr>
+      </w:pPr>
+      <w:r>
+        <w:rPr>
+          <w:b w:val="false"/>
+          <w:bCs w:val="false"/>
+        </w:rPr>
+        <w:tab/>
+        <w:t xml:space="preserve">RAM store the output </w:t>
+      </w:r>
+    </w:p>
+    <w:p>
+      <w:pPr>
+        <w:pStyle w:val="BodyText"/>
+        <w:bidi w:val="0"/>
+        <w:spacing w:before="0" w:after="140"/>
+        <w:jc w:val="left"/>
+        <w:rPr>
+          <w:b/>
+          <w:bCs/>
+        </w:rPr>
+      </w:pPr>
+      <w:r>
+        <w:rPr>
+          <w:b w:val="false"/>
+          <w:bCs w:val="false"/>
+        </w:rPr>
+        <w:tab/>
+        <w:t>if other program we run it delete before one and store recent one</w:t>
+      </w:r>
+    </w:p>
+    <w:p>
+      <w:pPr>
+        <w:pStyle w:val="BodyText"/>
+        <w:bidi w:val="0"/>
+        <w:spacing w:before="0" w:after="140"/>
+        <w:jc w:val="left"/>
+        <w:rPr>
+          <w:b/>
+          <w:bCs/>
+        </w:rPr>
+      </w:pPr>
+      <w:r>
+        <w:rPr>
+          <w:b/>
+          <w:bCs/>
+        </w:rPr>
+        <w:t>SYNTAX:</w:t>
+      </w:r>
+      <w:r>
+        <w:rPr>
+          <w:b w:val="false"/>
+          <w:bCs w:val="false"/>
+        </w:rPr>
+        <w:t xml:space="preserve"> rdd5.cache()</w:t>
+      </w:r>
+    </w:p>
+    <w:p>
+      <w:pPr>
+        <w:pStyle w:val="BodyText"/>
+        <w:bidi w:val="0"/>
+        <w:spacing w:before="0" w:after="140"/>
+        <w:jc w:val="left"/>
+        <w:rPr>
+          <w:b/>
+          <w:bCs/>
+        </w:rPr>
+      </w:pPr>
+      <w:r>
+        <w:rPr>
+          <w:b w:val="false"/>
+          <w:bCs w:val="false"/>
+        </w:rPr>
+        <w:t>who will provide memory to cache: RAM</w:t>
+      </w:r>
+    </w:p>
+    <w:p>
+      <w:pPr>
+        <w:pStyle w:val="BodyText"/>
+        <w:bidi w:val="0"/>
+        <w:spacing w:before="0" w:after="140"/>
+        <w:jc w:val="left"/>
+        <w:rPr>
+          <w:b w:val="false"/>
+          <w:bCs w:val="false"/>
+        </w:rPr>
+      </w:pPr>
+      <w:r>
+        <w:rPr>
+          <w:b/>
+          <w:bCs/>
+        </w:rPr>
+      </w:r>
+    </w:p>
+    <w:p>
+      <w:pPr>
+        <w:pStyle w:val="BodyText"/>
+        <w:bidi w:val="0"/>
+        <w:spacing w:before="0" w:after="140"/>
+        <w:jc w:val="left"/>
+        <w:rPr>
+          <w:b/>
+          <w:bCs/>
+        </w:rPr>
+      </w:pPr>
+      <w:r>
+        <w:rPr>
+          <w:b/>
+          <w:bCs/>
+        </w:rPr>
+        <w:t xml:space="preserve">presist: </w:t>
+      </w:r>
+      <w:r>
+        <w:rPr>
+          <w:b w:val="false"/>
+          <w:bCs w:val="false"/>
+        </w:rPr>
+        <w:t>it same as cache but not repeatedly multiple items</w:t>
+      </w:r>
+    </w:p>
+    <w:p>
+      <w:pPr>
+        <w:pStyle w:val="BodyText"/>
+        <w:bidi w:val="0"/>
+        <w:spacing w:before="0" w:after="140"/>
+        <w:jc w:val="left"/>
+        <w:rPr>
+          <w:b/>
+          <w:bCs/>
+        </w:rPr>
+      </w:pPr>
+      <w:r>
+        <w:rPr>
+          <w:b w:val="false"/>
+          <w:bCs w:val="false"/>
+        </w:rPr>
+        <w:t>if you not apply cache or presist it will execute the transformation but output will not store.</w:t>
+      </w:r>
+    </w:p>
+    <w:p>
+      <w:pPr>
+        <w:pStyle w:val="BodyText"/>
+        <w:bidi w:val="0"/>
+        <w:spacing w:before="0" w:after="140"/>
+        <w:jc w:val="left"/>
+        <w:rPr>
+          <w:b w:val="false"/>
+          <w:bCs w:val="false"/>
+        </w:rPr>
+      </w:pPr>
+      <w:r>
+        <w:rPr>
+          <w:b/>
+          <w:bCs/>
+        </w:rPr>
+      </w:r>
+    </w:p>
+    <w:p>
+      <w:pPr>
+        <w:pStyle w:val="BodyText"/>
+        <w:bidi w:val="0"/>
+        <w:spacing w:before="0" w:after="140"/>
+        <w:jc w:val="left"/>
+        <w:rPr>
+          <w:b/>
+          <w:bCs/>
+        </w:rPr>
+      </w:pPr>
+      <w:r>
+        <w:rPr>
+          <w:b w:val="false"/>
+          <w:bCs w:val="false"/>
+        </w:rPr>
+        <w:t>rdd5.cache()</w:t>
+      </w:r>
+    </w:p>
+    <w:p>
+      <w:pPr>
+        <w:pStyle w:val="BodyText"/>
+        <w:bidi w:val="0"/>
+        <w:spacing w:before="0" w:after="140"/>
+        <w:jc w:val="left"/>
+        <w:rPr>
+          <w:b/>
+          <w:bCs/>
+        </w:rPr>
+      </w:pPr>
+      <w:r>
+        <w:rPr>
+          <w:b w:val="false"/>
+          <w:bCs w:val="false"/>
+        </w:rPr>
+        <w:t>rdd5.persist()</w:t>
+      </w:r>
+    </w:p>
+    <w:p>
+      <w:pPr>
+        <w:pStyle w:val="BodyText"/>
+        <w:bidi w:val="0"/>
+        <w:spacing w:before="0" w:after="140"/>
+        <w:jc w:val="left"/>
+        <w:rPr>
+          <w:b w:val="false"/>
+          <w:bCs w:val="false"/>
+        </w:rPr>
+      </w:pPr>
+      <w:r>
+        <w:rPr>
+          <w:b/>
+          <w:bCs/>
+        </w:rPr>
+      </w:r>
+    </w:p>
+    <w:p>
+      <w:pPr>
+        <w:pStyle w:val="BodyText"/>
+        <w:bidi w:val="0"/>
+        <w:spacing w:before="0" w:after="140"/>
+        <w:jc w:val="left"/>
+        <w:rPr>
+          <w:b/>
+          <w:bCs/>
+        </w:rPr>
+      </w:pPr>
+      <w:r>
+        <w:rPr>
+          <w:b w:val="false"/>
+          <w:bCs w:val="false"/>
+        </w:rPr>
+        <w:t>if cache is there display the output if not it will execute the program again (it takes time)</w:t>
+      </w:r>
+    </w:p>
+    <w:p>
+      <w:pPr>
+        <w:pStyle w:val="BodyText"/>
+        <w:bidi w:val="0"/>
+        <w:spacing w:before="0" w:after="140"/>
+        <w:jc w:val="left"/>
+        <w:rPr>
+          <w:b w:val="false"/>
+          <w:bCs w:val="false"/>
+        </w:rPr>
+      </w:pPr>
+      <w:r>
+        <w:rPr>
+          <w:b/>
+          <w:bCs/>
+        </w:rPr>
+      </w:r>
+    </w:p>
+    <w:p>
+      <w:pPr>
+        <w:pStyle w:val="BodyText"/>
+        <w:bidi w:val="0"/>
+        <w:spacing w:before="0" w:after="140"/>
+        <w:jc w:val="left"/>
+        <w:rPr>
+          <w:b/>
+          <w:bCs/>
+        </w:rPr>
+      </w:pPr>
+      <w:r>
+        <w:rPr>
+          <w:b/>
+          <w:bCs/>
+        </w:rPr>
+        <w:t xml:space="preserve">memory only disk: </w:t>
+      </w:r>
+    </w:p>
+    <w:p>
+      <w:pPr>
+        <w:pStyle w:val="BodyText"/>
+        <w:bidi w:val="0"/>
+        <w:spacing w:before="0" w:after="140"/>
+        <w:jc w:val="left"/>
+        <w:rPr>
+          <w:b w:val="false"/>
+          <w:bCs w:val="false"/>
+        </w:rPr>
+      </w:pPr>
+      <w:r>
+        <w:rPr>
+          <w:b w:val="false"/>
+          <w:bCs w:val="false"/>
+        </w:rPr>
+        <w:t xml:space="preserve">if 50gb data, only have 4 nodes, and only store 8gb per nodes, 4 * 8 =32 what about balance 18gb </w:t>
+      </w:r>
+      <w:r>
+        <w:rPr>
+          <w:b/>
+          <w:bCs/>
+        </w:rPr>
+        <w:t xml:space="preserve">thats why we use memory only disk </w:t>
+      </w:r>
+      <w:r>
+        <w:rPr>
+          <w:b w:val="false"/>
+          <w:bCs w:val="false"/>
+        </w:rPr>
+        <w:t>balance 18 gb will store in internal disk, other 32 gb will store in RAM. Even ram also take space in internal storage.</w:t>
       </w:r>
     </w:p>
     <w:sectPr>

--- a/PYSPARK/basics.docx
+++ b/PYSPARK/basics.docx
@@ -2279,35 +2279,72 @@
       </w:pPr>
       <w:r>
         <w:rPr>
+          <w:b w:val="false"/>
+          <w:bCs w:val="false"/>
+        </w:rPr>
+      </w:r>
+    </w:p>
+    <w:p>
+      <w:pPr>
+        <w:pStyle w:val="BodyText"/>
+        <w:bidi w:val="0"/>
+        <w:spacing w:before="0" w:after="140"/>
+        <w:jc w:val="left"/>
+        <w:rPr>
           <w:b/>
           <w:bCs/>
         </w:rPr>
-      </w:r>
-    </w:p>
-    <w:p>
-      <w:pPr>
-        <w:pStyle w:val="BodyText"/>
-        <w:bidi w:val="0"/>
-        <w:spacing w:before="0" w:after="140"/>
-        <w:jc w:val="left"/>
+      </w:pPr>
+      <w:r>
         <w:rPr>
           <w:b/>
           <w:bCs/>
         </w:rPr>
-      </w:pPr>
-      <w:r>
+        <w:t xml:space="preserve">presist: </w:t>
+      </w:r>
+      <w:r>
+        <w:rPr>
+          <w:b w:val="false"/>
+          <w:bCs w:val="false"/>
+        </w:rPr>
+        <w:t>it same as cache but not repeatedly multiple items</w:t>
+      </w:r>
+    </w:p>
+    <w:p>
+      <w:pPr>
+        <w:pStyle w:val="BodyText"/>
+        <w:bidi w:val="0"/>
+        <w:spacing w:before="0" w:after="140"/>
+        <w:jc w:val="left"/>
         <w:rPr>
           <w:b/>
           <w:bCs/>
         </w:rPr>
-        <w:t xml:space="preserve">presist: </w:t>
-      </w:r>
+      </w:pPr>
       <w:r>
         <w:rPr>
           <w:b w:val="false"/>
           <w:bCs w:val="false"/>
         </w:rPr>
-        <w:t>it same as cache but not repeatedly multiple items</w:t>
+        <w:t>if you not apply cache or presist it will execute the transformation but output will not store.</w:t>
+      </w:r>
+    </w:p>
+    <w:p>
+      <w:pPr>
+        <w:pStyle w:val="BodyText"/>
+        <w:bidi w:val="0"/>
+        <w:spacing w:before="0" w:after="140"/>
+        <w:jc w:val="left"/>
+        <w:rPr>
+          <w:b w:val="false"/>
+          <w:bCs w:val="false"/>
+        </w:rPr>
+      </w:pPr>
+      <w:r>
+        <w:rPr>
+          <w:b w:val="false"/>
+          <w:bCs w:val="false"/>
+        </w:rPr>
       </w:r>
     </w:p>
     <w:p>
@@ -2326,25 +2363,63 @@
           <w:b w:val="false"/>
           <w:bCs w:val="false"/>
         </w:rPr>
-        <w:t>if you not apply cache or presist it will execute the transformation but output will not store.</w:t>
-      </w:r>
-    </w:p>
-    <w:p>
-      <w:pPr>
-        <w:pStyle w:val="BodyText"/>
-        <w:bidi w:val="0"/>
-        <w:spacing w:before="0" w:after="140"/>
-        <w:jc w:val="left"/>
+        <w:t>Eg:</w:t>
+      </w:r>
+    </w:p>
+    <w:p>
+      <w:pPr>
+        <w:pStyle w:val="BodyText"/>
+        <w:bidi w:val="0"/>
+        <w:spacing w:before="0" w:after="140"/>
+        <w:jc w:val="left"/>
+        <w:rPr>
+          <w:b/>
+          <w:bCs/>
+        </w:rPr>
+      </w:pPr>
+      <w:r>
         <w:rPr>
           <w:b w:val="false"/>
           <w:bCs w:val="false"/>
         </w:rPr>
-      </w:pPr>
-      <w:r>
+        <w:t>rdd5.cache()</w:t>
+      </w:r>
+    </w:p>
+    <w:p>
+      <w:pPr>
+        <w:pStyle w:val="BodyText"/>
+        <w:bidi w:val="0"/>
+        <w:spacing w:before="0" w:after="140"/>
+        <w:jc w:val="left"/>
         <w:rPr>
           <w:b/>
           <w:bCs/>
         </w:rPr>
+      </w:pPr>
+      <w:r>
+        <w:rPr>
+          <w:b w:val="false"/>
+          <w:bCs w:val="false"/>
+        </w:rPr>
+        <w:t>rdd5.persist()</w:t>
+      </w:r>
+    </w:p>
+    <w:p>
+      <w:pPr>
+        <w:pStyle w:val="BodyText"/>
+        <w:bidi w:val="0"/>
+        <w:spacing w:before="0" w:after="140"/>
+        <w:jc w:val="left"/>
+        <w:rPr>
+          <w:b w:val="false"/>
+          <w:bCs w:val="false"/>
+        </w:rPr>
+      </w:pPr>
+      <w:r>
+        <w:rPr>
+          <w:b w:val="false"/>
+          <w:bCs w:val="false"/>
+        </w:rPr>
       </w:r>
     </w:p>
     <w:p>
@@ -2363,7 +2438,25 @@
           <w:b w:val="false"/>
           <w:bCs w:val="false"/>
         </w:rPr>
-        <w:t>rdd5.cache()</w:t>
+        <w:t>if cache is there display the output if not it will execute the program again (it takes time)</w:t>
+      </w:r>
+    </w:p>
+    <w:p>
+      <w:pPr>
+        <w:pStyle w:val="BodyText"/>
+        <w:bidi w:val="0"/>
+        <w:spacing w:before="0" w:after="140"/>
+        <w:jc w:val="left"/>
+        <w:rPr>
+          <w:b w:val="false"/>
+          <w:bCs w:val="false"/>
+        </w:rPr>
+      </w:pPr>
+      <w:r>
+        <w:rPr>
+          <w:b w:val="false"/>
+          <w:bCs w:val="false"/>
+        </w:rPr>
       </w:r>
     </w:p>
     <w:p>
@@ -2379,47 +2472,43 @@
       </w:pPr>
       <w:r>
         <w:rPr>
+          <w:b/>
+          <w:bCs/>
+        </w:rPr>
+        <w:t xml:space="preserve">memory only disk: </w:t>
+      </w:r>
+    </w:p>
+    <w:p>
+      <w:pPr>
+        <w:pStyle w:val="BodyText"/>
+        <w:bidi w:val="0"/>
+        <w:spacing w:before="0" w:after="140"/>
+        <w:jc w:val="left"/>
+        <w:rPr>
           <w:b w:val="false"/>
           <w:bCs w:val="false"/>
         </w:rPr>
-        <w:t>rdd5.persist()</w:t>
-      </w:r>
-    </w:p>
-    <w:p>
-      <w:pPr>
-        <w:pStyle w:val="BodyText"/>
-        <w:bidi w:val="0"/>
-        <w:spacing w:before="0" w:after="140"/>
-        <w:jc w:val="left"/>
+      </w:pPr>
+      <w:r>
         <w:rPr>
           <w:b w:val="false"/>
           <w:bCs w:val="false"/>
         </w:rPr>
-      </w:pPr>
+        <w:t xml:space="preserve">if 50gb data, only have 4 nodes, and only store 8gb per nodes, 4 * 8 =32 what about balance 18gb </w:t>
+      </w:r>
       <w:r>
         <w:rPr>
           <w:b/>
           <w:bCs/>
         </w:rPr>
-      </w:r>
-    </w:p>
-    <w:p>
-      <w:pPr>
-        <w:pStyle w:val="BodyText"/>
-        <w:bidi w:val="0"/>
-        <w:spacing w:before="0" w:after="140"/>
-        <w:jc w:val="left"/>
-        <w:rPr>
-          <w:b/>
-          <w:bCs/>
-        </w:rPr>
-      </w:pPr>
+        <w:t xml:space="preserve">thats why we use memory only disk </w:t>
+      </w:r>
       <w:r>
         <w:rPr>
           <w:b w:val="false"/>
           <w:bCs w:val="false"/>
         </w:rPr>
-        <w:t>if cache is there display the output if not it will execute the program again (it takes time)</w:t>
+        <w:t>balance 18 gb will store in internal disk, other 32 gb will store in RAM. Even ram also take space in internal storage.</w:t>
       </w:r>
     </w:p>
     <w:p>
@@ -2434,29 +2523,7 @@
         </w:rPr>
       </w:pPr>
       <w:r>
-        <w:rPr>
-          <w:b/>
-          <w:bCs/>
-        </w:rPr>
-      </w:r>
-    </w:p>
-    <w:p>
-      <w:pPr>
-        <w:pStyle w:val="BodyText"/>
-        <w:bidi w:val="0"/>
-        <w:spacing w:before="0" w:after="140"/>
-        <w:jc w:val="left"/>
-        <w:rPr>
-          <w:b/>
-          <w:bCs/>
-        </w:rPr>
-      </w:pPr>
-      <w:r>
-        <w:rPr>
-          <w:b/>
-          <w:bCs/>
-        </w:rPr>
-        <w:t xml:space="preserve">memory only disk: </w:t>
+        <w:rPr/>
       </w:r>
     </w:p>
     <w:p>
@@ -2471,25 +2538,458 @@
         </w:rPr>
       </w:pPr>
       <w:r>
+        <w:rPr/>
+      </w:r>
+    </w:p>
+    <w:p>
+      <w:pPr>
+        <w:pStyle w:val="Heading2"/>
+        <w:bidi w:val="0"/>
+        <w:spacing w:before="0" w:after="140"/>
+        <w:jc w:val="left"/>
         <w:rPr>
           <w:b w:val="false"/>
           <w:bCs w:val="false"/>
         </w:rPr>
-        <w:t xml:space="preserve">if 50gb data, only have 4 nodes, and only store 8gb per nodes, 4 * 8 =32 what about balance 18gb </w:t>
-      </w:r>
-      <w:r>
-        <w:rPr>
-          <w:b/>
-          <w:bCs/>
-        </w:rPr>
-        <w:t xml:space="preserve">thats why we use memory only disk </w:t>
-      </w:r>
+      </w:pPr>
       <w:r>
         <w:rPr>
           <w:b w:val="false"/>
           <w:bCs w:val="false"/>
         </w:rPr>
-        <w:t>balance 18 gb will store in internal disk, other 32 gb will store in RAM. Even ram also take space in internal storage.</w:t>
+        <w:t>Our learning roadmap</w:t>
+      </w:r>
+    </w:p>
+    <w:p>
+      <w:pPr>
+        <w:pStyle w:val="BodyText"/>
+        <w:rPr/>
+      </w:pPr>
+      <w:r>
+        <w:rPr/>
+        <w:t>Now that your environment is ready, here's the order I recommend:</w:t>
+      </w:r>
+    </w:p>
+    <w:p>
+      <w:pPr>
+        <w:pStyle w:val="BodyText"/>
+        <w:numPr>
+          <w:ilvl w:val="0"/>
+          <w:numId w:val="5"/>
+        </w:numPr>
+        <w:tabs>
+          <w:tab w:val="clear" w:pos="709"/>
+          <w:tab w:val="left" w:pos="0" w:leader="none"/>
+        </w:tabs>
+        <w:spacing w:before="0" w:after="0"/>
+        <w:ind w:hanging="283" w:left="709"/>
+        <w:rPr/>
+      </w:pPr>
+      <w:r>
+        <w:rPr/>
+        <w:t xml:space="preserve">✅ </w:t>
+      </w:r>
+      <w:r>
+        <w:rPr/>
+        <w:t xml:space="preserve">Installation (completed) </w:t>
+      </w:r>
+    </w:p>
+    <w:p>
+      <w:pPr>
+        <w:pStyle w:val="BodyText"/>
+        <w:numPr>
+          <w:ilvl w:val="0"/>
+          <w:numId w:val="5"/>
+        </w:numPr>
+        <w:tabs>
+          <w:tab w:val="clear" w:pos="709"/>
+          <w:tab w:val="left" w:pos="0" w:leader="none"/>
+        </w:tabs>
+        <w:spacing w:before="0" w:after="0"/>
+        <w:ind w:hanging="283" w:left="709"/>
+        <w:rPr/>
+      </w:pPr>
+      <w:r>
+        <w:rPr/>
+        <w:t xml:space="preserve">✅ </w:t>
+      </w:r>
+      <w:r>
+        <w:rPr/>
+        <w:t xml:space="preserve">Spark UI (completed) </w:t>
+      </w:r>
+    </w:p>
+    <w:p>
+      <w:pPr>
+        <w:pStyle w:val="BodyText"/>
+        <w:numPr>
+          <w:ilvl w:val="0"/>
+          <w:numId w:val="5"/>
+        </w:numPr>
+        <w:tabs>
+          <w:tab w:val="clear" w:pos="709"/>
+          <w:tab w:val="left" w:pos="0" w:leader="none"/>
+        </w:tabs>
+        <w:spacing w:before="0" w:after="0"/>
+        <w:ind w:hanging="283" w:left="709"/>
+        <w:rPr/>
+      </w:pPr>
+      <w:r>
+        <w:rPr>
+          <w:rStyle w:val="Strong"/>
+        </w:rPr>
+        <w:t>RDDs</w:t>
+      </w:r>
+      <w:r>
+        <w:rPr/>
+        <w:t xml:space="preserve"> </w:t>
+      </w:r>
+    </w:p>
+    <w:p>
+      <w:pPr>
+        <w:pStyle w:val="BodyText"/>
+        <w:numPr>
+          <w:ilvl w:val="0"/>
+          <w:numId w:val="5"/>
+        </w:numPr>
+        <w:tabs>
+          <w:tab w:val="clear" w:pos="709"/>
+          <w:tab w:val="left" w:pos="0" w:leader="none"/>
+        </w:tabs>
+        <w:spacing w:before="0" w:after="0"/>
+        <w:ind w:hanging="283" w:left="709"/>
+        <w:rPr/>
+      </w:pPr>
+      <w:r>
+        <w:rPr>
+          <w:rStyle w:val="Strong"/>
+        </w:rPr>
+        <w:t>Transformations vs. Actions</w:t>
+      </w:r>
+      <w:r>
+        <w:rPr/>
+        <w:t xml:space="preserve"> </w:t>
+      </w:r>
+    </w:p>
+    <w:p>
+      <w:pPr>
+        <w:pStyle w:val="BodyText"/>
+        <w:numPr>
+          <w:ilvl w:val="0"/>
+          <w:numId w:val="5"/>
+        </w:numPr>
+        <w:tabs>
+          <w:tab w:val="clear" w:pos="709"/>
+          <w:tab w:val="left" w:pos="0" w:leader="none"/>
+        </w:tabs>
+        <w:spacing w:before="0" w:after="0"/>
+        <w:ind w:hanging="283" w:left="709"/>
+        <w:rPr/>
+      </w:pPr>
+      <w:r>
+        <w:rPr>
+          <w:rStyle w:val="Strong"/>
+        </w:rPr>
+        <w:t>Lazy Evaluation</w:t>
+      </w:r>
+      <w:r>
+        <w:rPr/>
+        <w:t xml:space="preserve"> </w:t>
+      </w:r>
+    </w:p>
+    <w:p>
+      <w:pPr>
+        <w:pStyle w:val="BodyText"/>
+        <w:numPr>
+          <w:ilvl w:val="0"/>
+          <w:numId w:val="5"/>
+        </w:numPr>
+        <w:tabs>
+          <w:tab w:val="clear" w:pos="709"/>
+          <w:tab w:val="left" w:pos="0" w:leader="none"/>
+        </w:tabs>
+        <w:spacing w:before="0" w:after="0"/>
+        <w:ind w:hanging="283" w:left="709"/>
+        <w:rPr/>
+      </w:pPr>
+      <w:r>
+        <w:rPr>
+          <w:rStyle w:val="Strong"/>
+        </w:rPr>
+        <w:t>DAG (Directed Acyclic Graph)</w:t>
+      </w:r>
+      <w:r>
+        <w:rPr/>
+        <w:t xml:space="preserve"> </w:t>
+      </w:r>
+    </w:p>
+    <w:p>
+      <w:pPr>
+        <w:pStyle w:val="BodyText"/>
+        <w:numPr>
+          <w:ilvl w:val="0"/>
+          <w:numId w:val="5"/>
+        </w:numPr>
+        <w:tabs>
+          <w:tab w:val="clear" w:pos="709"/>
+          <w:tab w:val="left" w:pos="0" w:leader="none"/>
+        </w:tabs>
+        <w:spacing w:before="0" w:after="0"/>
+        <w:ind w:hanging="283" w:left="709"/>
+        <w:rPr/>
+      </w:pPr>
+      <w:r>
+        <w:rPr>
+          <w:rStyle w:val="Strong"/>
+        </w:rPr>
+        <w:t>Jobs</w:t>
+      </w:r>
+      <w:r>
+        <w:rPr/>
+        <w:t xml:space="preserve"> </w:t>
+      </w:r>
+    </w:p>
+    <w:p>
+      <w:pPr>
+        <w:pStyle w:val="BodyText"/>
+        <w:numPr>
+          <w:ilvl w:val="0"/>
+          <w:numId w:val="5"/>
+        </w:numPr>
+        <w:tabs>
+          <w:tab w:val="clear" w:pos="709"/>
+          <w:tab w:val="left" w:pos="0" w:leader="none"/>
+        </w:tabs>
+        <w:spacing w:before="0" w:after="0"/>
+        <w:ind w:hanging="283" w:left="709"/>
+        <w:rPr/>
+      </w:pPr>
+      <w:r>
+        <w:rPr>
+          <w:rStyle w:val="Strong"/>
+        </w:rPr>
+        <w:t>Stages</w:t>
+      </w:r>
+      <w:r>
+        <w:rPr/>
+        <w:t xml:space="preserve"> </w:t>
+      </w:r>
+    </w:p>
+    <w:p>
+      <w:pPr>
+        <w:pStyle w:val="BodyText"/>
+        <w:numPr>
+          <w:ilvl w:val="0"/>
+          <w:numId w:val="5"/>
+        </w:numPr>
+        <w:tabs>
+          <w:tab w:val="clear" w:pos="709"/>
+          <w:tab w:val="left" w:pos="0" w:leader="none"/>
+        </w:tabs>
+        <w:spacing w:before="0" w:after="0"/>
+        <w:ind w:hanging="283" w:left="709"/>
+        <w:rPr/>
+      </w:pPr>
+      <w:r>
+        <w:rPr>
+          <w:rStyle w:val="Strong"/>
+        </w:rPr>
+        <w:t>Tasks</w:t>
+      </w:r>
+      <w:r>
+        <w:rPr/>
+        <w:t xml:space="preserve"> </w:t>
+      </w:r>
+    </w:p>
+    <w:p>
+      <w:pPr>
+        <w:pStyle w:val="BodyText"/>
+        <w:numPr>
+          <w:ilvl w:val="0"/>
+          <w:numId w:val="5"/>
+        </w:numPr>
+        <w:tabs>
+          <w:tab w:val="clear" w:pos="709"/>
+          <w:tab w:val="left" w:pos="0" w:leader="none"/>
+        </w:tabs>
+        <w:spacing w:before="0" w:after="0"/>
+        <w:ind w:hanging="283" w:left="709"/>
+        <w:rPr/>
+      </w:pPr>
+      <w:r>
+        <w:rPr>
+          <w:rStyle w:val="Strong"/>
+        </w:rPr>
+        <w:t>Partitions</w:t>
+      </w:r>
+      <w:r>
+        <w:rPr/>
+        <w:t xml:space="preserve"> </w:t>
+      </w:r>
+    </w:p>
+    <w:p>
+      <w:pPr>
+        <w:pStyle w:val="BodyText"/>
+        <w:numPr>
+          <w:ilvl w:val="0"/>
+          <w:numId w:val="5"/>
+        </w:numPr>
+        <w:tabs>
+          <w:tab w:val="clear" w:pos="709"/>
+          <w:tab w:val="left" w:pos="0" w:leader="none"/>
+        </w:tabs>
+        <w:spacing w:before="0" w:after="0"/>
+        <w:ind w:hanging="283" w:left="709"/>
+        <w:rPr/>
+      </w:pPr>
+      <w:r>
+        <w:rPr>
+          <w:rStyle w:val="Strong"/>
+        </w:rPr>
+        <w:t>Executors</w:t>
+      </w:r>
+      <w:r>
+        <w:rPr/>
+        <w:t xml:space="preserve"> </w:t>
+      </w:r>
+    </w:p>
+    <w:p>
+      <w:pPr>
+        <w:pStyle w:val="BodyText"/>
+        <w:numPr>
+          <w:ilvl w:val="0"/>
+          <w:numId w:val="5"/>
+        </w:numPr>
+        <w:tabs>
+          <w:tab w:val="clear" w:pos="709"/>
+          <w:tab w:val="left" w:pos="0" w:leader="none"/>
+        </w:tabs>
+        <w:spacing w:before="0" w:after="0"/>
+        <w:ind w:hanging="283" w:left="709"/>
+        <w:rPr/>
+      </w:pPr>
+      <w:r>
+        <w:rPr>
+          <w:rStyle w:val="Strong"/>
+        </w:rPr>
+        <w:t>Caching &amp; Persistence</w:t>
+      </w:r>
+      <w:r>
+        <w:rPr/>
+        <w:t xml:space="preserve"> </w:t>
+      </w:r>
+    </w:p>
+    <w:p>
+      <w:pPr>
+        <w:pStyle w:val="BodyText"/>
+        <w:numPr>
+          <w:ilvl w:val="0"/>
+          <w:numId w:val="5"/>
+        </w:numPr>
+        <w:tabs>
+          <w:tab w:val="clear" w:pos="709"/>
+          <w:tab w:val="left" w:pos="0" w:leader="none"/>
+        </w:tabs>
+        <w:spacing w:before="0" w:after="0"/>
+        <w:ind w:hanging="283" w:left="709"/>
+        <w:rPr/>
+      </w:pPr>
+      <w:r>
+        <w:rPr>
+          <w:rStyle w:val="Strong"/>
+        </w:rPr>
+        <w:t>Shuffle</w:t>
+      </w:r>
+      <w:r>
+        <w:rPr/>
+        <w:t xml:space="preserve"> </w:t>
+      </w:r>
+    </w:p>
+    <w:p>
+      <w:pPr>
+        <w:pStyle w:val="BodyText"/>
+        <w:numPr>
+          <w:ilvl w:val="0"/>
+          <w:numId w:val="5"/>
+        </w:numPr>
+        <w:tabs>
+          <w:tab w:val="clear" w:pos="709"/>
+          <w:tab w:val="left" w:pos="0" w:leader="none"/>
+        </w:tabs>
+        <w:spacing w:before="0" w:after="0"/>
+        <w:ind w:hanging="283" w:left="709"/>
+        <w:rPr/>
+      </w:pPr>
+      <w:r>
+        <w:rPr>
+          <w:rStyle w:val="Strong"/>
+        </w:rPr>
+        <w:t>DataFrames</w:t>
+      </w:r>
+      <w:r>
+        <w:rPr/>
+        <w:t xml:space="preserve"> </w:t>
+      </w:r>
+    </w:p>
+    <w:p>
+      <w:pPr>
+        <w:pStyle w:val="BodyText"/>
+        <w:numPr>
+          <w:ilvl w:val="0"/>
+          <w:numId w:val="5"/>
+        </w:numPr>
+        <w:tabs>
+          <w:tab w:val="clear" w:pos="709"/>
+          <w:tab w:val="left" w:pos="0" w:leader="none"/>
+        </w:tabs>
+        <w:spacing w:before="0" w:after="0"/>
+        <w:ind w:hanging="283" w:left="709"/>
+        <w:rPr/>
+      </w:pPr>
+      <w:r>
+        <w:rPr>
+          <w:rStyle w:val="Strong"/>
+        </w:rPr>
+        <w:t>Spark SQL</w:t>
+      </w:r>
+      <w:r>
+        <w:rPr/>
+        <w:t xml:space="preserve"> </w:t>
+      </w:r>
+    </w:p>
+    <w:p>
+      <w:pPr>
+        <w:pStyle w:val="BodyText"/>
+        <w:numPr>
+          <w:ilvl w:val="0"/>
+          <w:numId w:val="5"/>
+        </w:numPr>
+        <w:tabs>
+          <w:tab w:val="clear" w:pos="709"/>
+          <w:tab w:val="left" w:pos="0" w:leader="none"/>
+        </w:tabs>
+        <w:ind w:hanging="283" w:left="709"/>
+        <w:rPr/>
+      </w:pPr>
+      <w:r>
+        <w:rPr>
+          <w:rStyle w:val="Strong"/>
+        </w:rPr>
+        <w:t>Performance tuning</w:t>
+      </w:r>
+    </w:p>
+    <w:p>
+      <w:pPr>
+        <w:pStyle w:val="BodyText"/>
+        <w:bidi w:val="0"/>
+        <w:spacing w:before="0" w:after="140"/>
+        <w:jc w:val="left"/>
+        <w:rPr>
+          <w:b w:val="false"/>
+          <w:bCs w:val="false"/>
+        </w:rPr>
+      </w:pPr>
+      <w:r>
+        <w:rPr/>
       </w:r>
     </w:p>
     <w:sectPr>
@@ -3058,6 +3558,125 @@
   <w:abstractNum w:abstractNumId="5">
     <w:lvl w:ilvl="0">
       <w:start w:val="1"/>
+      <w:numFmt w:val="decimal"/>
+      <w:lvlText w:val="%1."/>
+      <w:lvlJc w:val="left"/>
+      <w:pPr>
+        <w:tabs>
+          <w:tab w:val="num" w:pos="709"/>
+        </w:tabs>
+        <w:ind w:left="709" w:hanging="283"/>
+      </w:pPr>
+      <w:rPr/>
+    </w:lvl>
+    <w:lvl w:ilvl="1">
+      <w:start w:val="1"/>
+      <w:numFmt w:val="decimal"/>
+      <w:lvlText w:val="%2."/>
+      <w:lvlJc w:val="left"/>
+      <w:pPr>
+        <w:tabs>
+          <w:tab w:val="num" w:pos="1418"/>
+        </w:tabs>
+        <w:ind w:left="1418" w:hanging="283"/>
+      </w:pPr>
+      <w:rPr/>
+    </w:lvl>
+    <w:lvl w:ilvl="2">
+      <w:start w:val="1"/>
+      <w:numFmt w:val="decimal"/>
+      <w:lvlText w:val="%3."/>
+      <w:lvlJc w:val="left"/>
+      <w:pPr>
+        <w:tabs>
+          <w:tab w:val="num" w:pos="2127"/>
+        </w:tabs>
+        <w:ind w:left="2127" w:hanging="283"/>
+      </w:pPr>
+      <w:rPr/>
+    </w:lvl>
+    <w:lvl w:ilvl="3">
+      <w:start w:val="1"/>
+      <w:numFmt w:val="decimal"/>
+      <w:lvlText w:val="%4."/>
+      <w:lvlJc w:val="left"/>
+      <w:pPr>
+        <w:tabs>
+          <w:tab w:val="num" w:pos="2836"/>
+        </w:tabs>
+        <w:ind w:left="2836" w:hanging="283"/>
+      </w:pPr>
+      <w:rPr/>
+    </w:lvl>
+    <w:lvl w:ilvl="4">
+      <w:start w:val="1"/>
+      <w:numFmt w:val="decimal"/>
+      <w:lvlText w:val="%5."/>
+      <w:lvlJc w:val="left"/>
+      <w:pPr>
+        <w:tabs>
+          <w:tab w:val="num" w:pos="3545"/>
+        </w:tabs>
+        <w:ind w:left="3545" w:hanging="283"/>
+      </w:pPr>
+      <w:rPr/>
+    </w:lvl>
+    <w:lvl w:ilvl="5">
+      <w:start w:val="1"/>
+      <w:numFmt w:val="decimal"/>
+      <w:lvlText w:val="%6."/>
+      <w:lvlJc w:val="left"/>
+      <w:pPr>
+        <w:tabs>
+          <w:tab w:val="num" w:pos="4254"/>
+        </w:tabs>
+        <w:ind w:left="4254" w:hanging="283"/>
+      </w:pPr>
+      <w:rPr/>
+    </w:lvl>
+    <w:lvl w:ilvl="6">
+      <w:start w:val="1"/>
+      <w:numFmt w:val="decimal"/>
+      <w:lvlText w:val="%7."/>
+      <w:lvlJc w:val="left"/>
+      <w:pPr>
+        <w:tabs>
+          <w:tab w:val="num" w:pos="4963"/>
+        </w:tabs>
+        <w:ind w:left="4963" w:hanging="283"/>
+      </w:pPr>
+      <w:rPr/>
+    </w:lvl>
+    <w:lvl w:ilvl="7">
+      <w:start w:val="1"/>
+      <w:numFmt w:val="decimal"/>
+      <w:lvlText w:val="%8."/>
+      <w:lvlJc w:val="left"/>
+      <w:pPr>
+        <w:tabs>
+          <w:tab w:val="num" w:pos="5672"/>
+        </w:tabs>
+        <w:ind w:left="5672" w:hanging="283"/>
+      </w:pPr>
+      <w:rPr/>
+    </w:lvl>
+    <w:lvl w:ilvl="8">
+      <w:start w:val="1"/>
+      <w:numFmt w:val="decimal"/>
+      <w:lvlText w:val="%9."/>
+      <w:lvlJc w:val="left"/>
+      <w:pPr>
+        <w:tabs>
+          <w:tab w:val="num" w:pos="6381"/>
+        </w:tabs>
+        <w:ind w:left="6381" w:hanging="283"/>
+      </w:pPr>
+      <w:rPr/>
+    </w:lvl>
+  </w:abstractNum>
+  <w:abstractNum w:abstractNumId="6">
+    <w:lvl w:ilvl="0">
+      <w:start w:val="1"/>
       <w:numFmt w:val="none"/>
       <w:suff w:val="nothing"/>
       <w:lvlText w:val=""/>
@@ -3188,6 +3807,9 @@
   </w:num>
   <w:num w:numId="5">
     <w:abstractNumId w:val="5"/>
+  </w:num>
+  <w:num w:numId="6">
+    <w:abstractNumId w:val="6"/>
   </w:num>
 </w:numbering>
 </file>
@@ -3284,6 +3906,11 @@
     <w:rPr>
       <w:rFonts w:ascii="OpenSymbol" w:hAnsi="OpenSymbol" w:eastAsia="OpenSymbol" w:cs="OpenSymbol"/>
     </w:rPr>
+  </w:style>
+  <w:style w:type="character" w:styleId="NumberingSymbols">
+    <w:name w:val="Numbering Symbols"/>
+    <w:qFormat/>
+    <w:rPr/>
   </w:style>
   <w:style w:type="paragraph" w:styleId="Heading">
     <w:name w:val="Heading"/>

--- a/PYSPARK/basics.docx
+++ b/PYSPARK/basics.docx
@@ -2523,22 +2523,28 @@
         </w:rPr>
       </w:pPr>
       <w:r>
-        <w:rPr/>
-      </w:r>
-    </w:p>
-    <w:p>
-      <w:pPr>
-        <w:pStyle w:val="BodyText"/>
-        <w:bidi w:val="0"/>
-        <w:spacing w:before="0" w:after="140"/>
-        <w:jc w:val="left"/>
-        <w:rPr>
-          <w:b w:val="false"/>
-          <w:bCs w:val="false"/>
-        </w:rPr>
-      </w:pPr>
-      <w:r>
-        <w:rPr/>
+        <w:rPr>
+          <w:b w:val="false"/>
+          <w:bCs w:val="false"/>
+        </w:rPr>
+      </w:r>
+    </w:p>
+    <w:p>
+      <w:pPr>
+        <w:pStyle w:val="BodyText"/>
+        <w:bidi w:val="0"/>
+        <w:spacing w:before="0" w:after="140"/>
+        <w:jc w:val="left"/>
+        <w:rPr>
+          <w:b w:val="false"/>
+          <w:bCs w:val="false"/>
+        </w:rPr>
+      </w:pPr>
+      <w:r>
+        <w:rPr>
+          <w:b w:val="false"/>
+          <w:bCs w:val="false"/>
+        </w:rPr>
       </w:r>
     </w:p>
     <w:p>
@@ -2787,6 +2793,7 @@
         </w:tabs>
         <w:spacing w:before="0" w:after="0"/>
         <w:ind w:hanging="283" w:left="709"/>
+        <w:jc w:val="left"/>
         <w:rPr/>
       </w:pPr>
       <w:r>
@@ -2813,6 +2820,7 @@
         </w:tabs>
         <w:spacing w:before="0" w:after="0"/>
         <w:ind w:hanging="283" w:left="709"/>
+        <w:jc w:val="left"/>
         <w:rPr/>
       </w:pPr>
       <w:r>
@@ -2839,6 +2847,7 @@
         </w:tabs>
         <w:spacing w:before="0" w:after="0"/>
         <w:ind w:hanging="283" w:left="709"/>
+        <w:jc w:val="left"/>
         <w:rPr/>
       </w:pPr>
       <w:r>
@@ -2865,6 +2874,7 @@
         </w:tabs>
         <w:spacing w:before="0" w:after="0"/>
         <w:ind w:hanging="283" w:left="709"/>
+        <w:jc w:val="left"/>
         <w:rPr/>
       </w:pPr>
       <w:r>
@@ -2891,6 +2901,7 @@
         </w:tabs>
         <w:spacing w:before="0" w:after="0"/>
         <w:ind w:hanging="283" w:left="709"/>
+        <w:jc w:val="left"/>
         <w:rPr/>
       </w:pPr>
       <w:r>
@@ -2917,6 +2928,7 @@
         </w:tabs>
         <w:spacing w:before="0" w:after="0"/>
         <w:ind w:hanging="283" w:left="709"/>
+        <w:jc w:val="left"/>
         <w:rPr/>
       </w:pPr>
       <w:r>
@@ -2943,6 +2955,7 @@
         </w:tabs>
         <w:spacing w:before="0" w:after="0"/>
         <w:ind w:hanging="283" w:left="709"/>
+        <w:jc w:val="left"/>
         <w:rPr/>
       </w:pPr>
       <w:r>
@@ -2968,6 +2981,7 @@
           <w:tab w:val="left" w:pos="0" w:leader="none"/>
         </w:tabs>
         <w:ind w:hanging="283" w:left="709"/>
+        <w:jc w:val="left"/>
         <w:rPr/>
       </w:pPr>
       <w:r>
@@ -2989,7 +3003,202 @@
         </w:rPr>
       </w:pPr>
       <w:r>
-        <w:rPr/>
+        <w:rPr>
+          <w:b w:val="false"/>
+          <w:bCs w:val="false"/>
+        </w:rPr>
+      </w:r>
+    </w:p>
+    <w:p>
+      <w:pPr>
+        <w:pStyle w:val="BodyText"/>
+        <w:bidi w:val="0"/>
+        <w:spacing w:before="0" w:after="140"/>
+        <w:jc w:val="left"/>
+        <w:rPr>
+          <w:b w:val="false"/>
+          <w:bCs w:val="false"/>
+        </w:rPr>
+      </w:pPr>
+      <w:r>
+        <w:rPr>
+          <w:b w:val="false"/>
+          <w:bCs w:val="false"/>
+        </w:rPr>
+      </w:r>
+    </w:p>
+    <w:p>
+      <w:pPr>
+        <w:pStyle w:val="BodyText"/>
+        <w:bidi w:val="0"/>
+        <w:spacing w:before="0" w:after="140"/>
+        <w:jc w:val="left"/>
+        <w:rPr>
+          <w:b/>
+          <w:bCs/>
+        </w:rPr>
+      </w:pPr>
+      <w:r>
+        <w:rPr>
+          <w:b/>
+          <w:bCs/>
+        </w:rPr>
+        <w:t>spark vs mapreduce</w:t>
+      </w:r>
+    </w:p>
+    <w:p>
+      <w:pPr>
+        <w:pStyle w:val="BodyText"/>
+        <w:bidi w:val="0"/>
+        <w:spacing w:before="0" w:after="140"/>
+        <w:jc w:val="left"/>
+        <w:rPr>
+          <w:b w:val="false"/>
+          <w:bCs w:val="false"/>
+        </w:rPr>
+      </w:pPr>
+      <w:r>
+        <w:rPr>
+          <w:b w:val="false"/>
+          <w:bCs w:val="false"/>
+        </w:rPr>
+        <w:t xml:space="preserve">Apache Spark and MapReduce are both distributed data processing frameworks. MapReduce stores intermediate results on disk after every Map and Reduce phase, which makes it slower because of disk I/O. Spark uses lazy evaluation and processes data in memory whenever possible. Transformations are executed only when an action is called. If the same data is used multiple times, </w:t>
+      </w:r>
+      <w:r>
+        <w:rPr>
+          <w:rStyle w:val="SourceText"/>
+          <w:b w:val="false"/>
+          <w:bCs w:val="false"/>
+        </w:rPr>
+        <w:t>cache()</w:t>
+      </w:r>
+      <w:r>
+        <w:rPr>
+          <w:b w:val="false"/>
+          <w:bCs w:val="false"/>
+        </w:rPr>
+        <w:t xml:space="preserve"> or </w:t>
+      </w:r>
+      <w:r>
+        <w:rPr>
+          <w:rStyle w:val="SourceText"/>
+          <w:b w:val="false"/>
+          <w:bCs w:val="false"/>
+        </w:rPr>
+        <w:t>persist()</w:t>
+      </w:r>
+      <w:r>
+        <w:rPr>
+          <w:b w:val="false"/>
+          <w:bCs w:val="false"/>
+        </w:rPr>
+        <w:t xml:space="preserve"> can store it for reuse, reducing recomputation and improving performance. Therefore, Spark is generally much faster than MapReduce for iterative data processing.</w:t>
+      </w:r>
+    </w:p>
+    <w:p>
+      <w:pPr>
+        <w:pStyle w:val="BodyText"/>
+        <w:bidi w:val="0"/>
+        <w:spacing w:before="0" w:after="140"/>
+        <w:jc w:val="left"/>
+        <w:rPr>
+          <w:b w:val="false"/>
+          <w:bCs w:val="false"/>
+        </w:rPr>
+      </w:pPr>
+      <w:r>
+        <w:rPr/>
+      </w:r>
+    </w:p>
+    <w:p>
+      <w:pPr>
+        <w:pStyle w:val="BodyText"/>
+        <w:bidi w:val="0"/>
+        <w:spacing w:before="0" w:after="140"/>
+        <w:jc w:val="left"/>
+        <w:rPr>
+          <w:b/>
+          <w:bCs/>
+        </w:rPr>
+      </w:pPr>
+      <w:r>
+        <w:rPr>
+          <w:b/>
+          <w:bCs/>
+        </w:rPr>
+        <w:t>Hadoop vs spark</w:t>
+      </w:r>
+    </w:p>
+    <w:p>
+      <w:pPr>
+        <w:pStyle w:val="BodyText"/>
+        <w:bidi w:val="0"/>
+        <w:spacing w:before="0" w:after="140"/>
+        <w:jc w:val="left"/>
+        <w:rPr>
+          <w:b w:val="false"/>
+          <w:bCs w:val="false"/>
+        </w:rPr>
+      </w:pPr>
+      <w:r>
+        <w:rPr>
+          <w:b w:val="false"/>
+          <w:bCs w:val="false"/>
+        </w:rPr>
+        <w:t>Hadoop is a distributed framework for storage and processing big data. Spark is a distributed data processing framework that processes data in memory and can use Hadoop's HDFS for storage.</w:t>
+      </w:r>
+    </w:p>
+    <w:p>
+      <w:pPr>
+        <w:pStyle w:val="BodyText"/>
+        <w:bidi w:val="0"/>
+        <w:spacing w:before="0" w:after="140"/>
+        <w:jc w:val="left"/>
+        <w:rPr>
+          <w:b w:val="false"/>
+          <w:bCs w:val="false"/>
+        </w:rPr>
+      </w:pPr>
+      <w:r>
+        <w:rPr/>
+      </w:r>
+    </w:p>
+    <w:p>
+      <w:pPr>
+        <w:pStyle w:val="BodyText"/>
+        <w:bidi w:val="0"/>
+        <w:spacing w:before="0" w:after="140"/>
+        <w:jc w:val="left"/>
+        <w:rPr>
+          <w:b/>
+          <w:bCs/>
+        </w:rPr>
+      </w:pPr>
+      <w:r>
+        <w:rPr>
+          <w:b/>
+          <w:bCs/>
+        </w:rPr>
+        <w:t>RDD</w:t>
+      </w:r>
+    </w:p>
+    <w:p>
+      <w:pPr>
+        <w:pStyle w:val="BodyText"/>
+        <w:bidi w:val="0"/>
+        <w:spacing w:before="0" w:after="140"/>
+        <w:jc w:val="left"/>
+        <w:rPr>
+          <w:b w:val="false"/>
+          <w:bCs w:val="false"/>
+        </w:rPr>
+      </w:pPr>
+      <w:r>
+        <w:rPr>
+          <w:b w:val="false"/>
+          <w:bCs w:val="false"/>
+        </w:rPr>
+        <w:t>RDD stands for Resilient Distributed Dataset. It is Spark's basic data structure. "Resilient" means fault-tolerant. If a partition is lost due to a node failure, Spark uses the lineage information in the DAG to recompute only the lost partition. "Distributed" means the data is split into partitions and stored across multiple nodes. "Dataset" means a collection of data.</w:t>
       </w:r>
     </w:p>
     <w:sectPr>
